--- a/Project Management/302 Meeting Minutes.docx
+++ b/Project Management/302 Meeting Minutes.docx
@@ -5957,21 +5957,8 @@
               <w:t xml:space="preserve"> </w:t>
             </w:r>
             <w:r>
-              <w:t xml:space="preserve">to use </w:t>
-            </w:r>
-            <w:proofErr w:type="spellStart"/>
-            <w:r>
-              <w:t>VBoxes</w:t>
-            </w:r>
-            <w:proofErr w:type="spellEnd"/>
-            <w:r>
-              <w:t xml:space="preserve"> and </w:t>
-            </w:r>
-            <w:proofErr w:type="spellStart"/>
-            <w:r>
-              <w:t>HBoxes</w:t>
-            </w:r>
-            <w:proofErr w:type="spellEnd"/>
+              <w:t>to use VBoxes and HBoxes</w:t>
+            </w:r>
           </w:p>
         </w:tc>
         <w:tc>
@@ -6767,21 +6754,8 @@
           </w:tcPr>
           <w:p>
             <w:r>
-              <w:t xml:space="preserve">Update Login/Signup to use </w:t>
-            </w:r>
-            <w:proofErr w:type="spellStart"/>
-            <w:r>
-              <w:t>VBoxes</w:t>
-            </w:r>
-            <w:proofErr w:type="spellEnd"/>
-            <w:r>
-              <w:t xml:space="preserve"> and </w:t>
-            </w:r>
-            <w:proofErr w:type="spellStart"/>
-            <w:r>
-              <w:t>HBoxes</w:t>
-            </w:r>
-            <w:proofErr w:type="spellEnd"/>
+              <w:t>Update Login/Signup to use VBoxes and HBoxes</w:t>
+            </w:r>
             <w:r>
               <w:t xml:space="preserve"> still to be completed</w:t>
             </w:r>
@@ -7237,16 +7211,908 @@
             </w:tcBorders>
           </w:tcPr>
           <w:p>
+            <w:r>
+              <w:t>UI’s for all</w:t>
+            </w:r>
+            <w:r>
+              <w:t xml:space="preserve"> new features</w:t>
+            </w:r>
+          </w:p>
+        </w:tc>
+        <w:tc>
+          <w:tcPr>
+            <w:tcW w:w="1671" w:type="dxa"/>
+            <w:tcBorders>
+              <w:top w:val="single" w:sz="4" w:space="0" w:color="auto"/>
+              <w:left w:val="single" w:sz="4" w:space="0" w:color="auto"/>
+              <w:bottom w:val="single" w:sz="4" w:space="0" w:color="auto"/>
+              <w:right w:val="single" w:sz="4" w:space="0" w:color="auto"/>
+            </w:tcBorders>
+          </w:tcPr>
+          <w:p>
+            <w:r>
+              <w:t>AP</w:t>
+            </w:r>
+          </w:p>
+        </w:tc>
+        <w:tc>
+          <w:tcPr>
+            <w:tcW w:w="1304" w:type="dxa"/>
+            <w:tcBorders>
+              <w:top w:val="single" w:sz="4" w:space="0" w:color="auto"/>
+              <w:left w:val="single" w:sz="4" w:space="0" w:color="auto"/>
+              <w:bottom w:val="single" w:sz="4" w:space="0" w:color="auto"/>
+              <w:right w:val="single" w:sz="4" w:space="0" w:color="auto"/>
+            </w:tcBorders>
+          </w:tcPr>
+          <w:p>
+            <w:pPr>
+              <w:jc w:val="center"/>
+            </w:pPr>
+            <w:r>
+              <w:t>14/05</w:t>
+            </w:r>
+          </w:p>
+        </w:tc>
+      </w:tr>
+      <w:tr>
+        <w:trPr>
+          <w:cantSplit/>
+          <w:trHeight w:val="270"/>
+        </w:trPr>
+        <w:tc>
+          <w:tcPr>
+            <w:tcW w:w="6370" w:type="dxa"/>
+            <w:tcBorders>
+              <w:top w:val="single" w:sz="4" w:space="0" w:color="auto"/>
+              <w:left w:val="single" w:sz="4" w:space="0" w:color="auto"/>
+              <w:bottom w:val="single" w:sz="4" w:space="0" w:color="auto"/>
+              <w:right w:val="single" w:sz="4" w:space="0" w:color="auto"/>
+            </w:tcBorders>
+          </w:tcPr>
+          <w:p>
+            <w:r>
+              <w:t>JavaDoc comments</w:t>
+            </w:r>
+          </w:p>
+        </w:tc>
+        <w:tc>
+          <w:tcPr>
+            <w:tcW w:w="1671" w:type="dxa"/>
+            <w:tcBorders>
+              <w:top w:val="single" w:sz="4" w:space="0" w:color="auto"/>
+              <w:left w:val="single" w:sz="4" w:space="0" w:color="auto"/>
+              <w:bottom w:val="single" w:sz="4" w:space="0" w:color="auto"/>
+              <w:right w:val="single" w:sz="4" w:space="0" w:color="auto"/>
+            </w:tcBorders>
+          </w:tcPr>
+          <w:p>
+            <w:r>
+              <w:t>All</w:t>
+            </w:r>
+          </w:p>
+        </w:tc>
+        <w:tc>
+          <w:tcPr>
+            <w:tcW w:w="1304" w:type="dxa"/>
+            <w:tcBorders>
+              <w:top w:val="single" w:sz="4" w:space="0" w:color="auto"/>
+              <w:left w:val="single" w:sz="4" w:space="0" w:color="auto"/>
+              <w:bottom w:val="single" w:sz="4" w:space="0" w:color="auto"/>
+              <w:right w:val="single" w:sz="4" w:space="0" w:color="auto"/>
+            </w:tcBorders>
+          </w:tcPr>
+          <w:p>
+            <w:pPr>
+              <w:jc w:val="center"/>
+            </w:pPr>
+            <w:r>
+              <w:t>14/05</w:t>
+            </w:r>
+          </w:p>
+        </w:tc>
+      </w:tr>
+    </w:tbl>
+    <w:tbl>
+      <w:tblPr>
+        <w:tblpPr w:leftFromText="180" w:rightFromText="180" w:bottomFromText="160" w:vertAnchor="text" w:tblpY="91"/>
+        <w:tblW w:w="9345" w:type="dxa"/>
+        <w:tblBorders>
+          <w:top w:val="single" w:sz="4" w:space="0" w:color="auto"/>
+          <w:left w:val="single" w:sz="4" w:space="0" w:color="auto"/>
+          <w:bottom w:val="single" w:sz="4" w:space="0" w:color="auto"/>
+          <w:right w:val="single" w:sz="4" w:space="0" w:color="auto"/>
+          <w:insideH w:val="single" w:sz="4" w:space="0" w:color="auto"/>
+          <w:insideV w:val="single" w:sz="4" w:space="0" w:color="auto"/>
+        </w:tblBorders>
+        <w:tblLayout w:type="fixed"/>
+        <w:tblLook w:val="04A0" w:firstRow="1" w:lastRow="0" w:firstColumn="1" w:lastColumn="0" w:noHBand="0" w:noVBand="1"/>
+      </w:tblPr>
+      <w:tblGrid>
+        <w:gridCol w:w="1986"/>
+        <w:gridCol w:w="4428"/>
+        <w:gridCol w:w="2931"/>
+      </w:tblGrid>
+      <w:tr>
+        <w:trPr>
+          <w:cantSplit/>
+        </w:trPr>
+        <w:tc>
+          <w:tcPr>
+            <w:tcW w:w="9345" w:type="dxa"/>
+            <w:gridSpan w:val="3"/>
+            <w:tcBorders>
+              <w:top w:val="single" w:sz="4" w:space="0" w:color="auto"/>
+              <w:left w:val="single" w:sz="4" w:space="0" w:color="auto"/>
+              <w:bottom w:val="single" w:sz="4" w:space="0" w:color="auto"/>
+              <w:right w:val="single" w:sz="4" w:space="0" w:color="auto"/>
+            </w:tcBorders>
+          </w:tcPr>
+          <w:p>
+            <w:pPr>
+              <w:jc w:val="center"/>
+              <w:rPr>
+                <w:b/>
+                <w:bCs/>
+                <w:sz w:val="32"/>
+                <w:szCs w:val="32"/>
+              </w:rPr>
+            </w:pPr>
+            <w:r>
+              <w:rPr>
+                <w:b/>
+                <w:bCs/>
+                <w:sz w:val="32"/>
+                <w:szCs w:val="32"/>
+              </w:rPr>
+              <w:lastRenderedPageBreak/>
+              <w:t xml:space="preserve">Meeting </w:t>
+            </w:r>
+            <w:r>
+              <w:rPr>
+                <w:b/>
+                <w:bCs/>
+                <w:sz w:val="32"/>
+                <w:szCs w:val="32"/>
+              </w:rPr>
+              <w:t>8</w:t>
+            </w:r>
+          </w:p>
+        </w:tc>
+      </w:tr>
+      <w:tr>
+        <w:trPr>
+          <w:cantSplit/>
+          <w:trHeight w:val="1253"/>
+        </w:trPr>
+        <w:tc>
+          <w:tcPr>
+            <w:tcW w:w="1986" w:type="dxa"/>
+            <w:tcBorders>
+              <w:top w:val="single" w:sz="4" w:space="0" w:color="auto"/>
+              <w:left w:val="single" w:sz="4" w:space="0" w:color="auto"/>
+              <w:bottom w:val="single" w:sz="4" w:space="0" w:color="auto"/>
+              <w:right w:val="single" w:sz="4" w:space="0" w:color="auto"/>
+            </w:tcBorders>
+            <w:hideMark/>
+          </w:tcPr>
+          <w:p>
+            <w:pPr>
+              <w:rPr>
+                <w:b/>
+              </w:rPr>
+            </w:pPr>
+            <w:r>
+              <w:rPr>
+                <w:b/>
+              </w:rPr>
+              <w:t xml:space="preserve">Place: </w:t>
+            </w:r>
+          </w:p>
+          <w:p>
+            <w:pPr>
+              <w:rPr>
+                <w:bCs/>
+              </w:rPr>
+            </w:pPr>
+            <w:r>
+              <w:rPr>
+                <w:bCs/>
+              </w:rPr>
+              <w:t>QUT F-101</w:t>
+            </w:r>
+          </w:p>
+        </w:tc>
+        <w:tc>
+          <w:tcPr>
+            <w:tcW w:w="4428" w:type="dxa"/>
+            <w:tcBorders>
+              <w:top w:val="single" w:sz="4" w:space="0" w:color="auto"/>
+              <w:left w:val="single" w:sz="4" w:space="0" w:color="auto"/>
+              <w:bottom w:val="single" w:sz="4" w:space="0" w:color="auto"/>
+              <w:right w:val="single" w:sz="4" w:space="0" w:color="auto"/>
+            </w:tcBorders>
+            <w:hideMark/>
+          </w:tcPr>
+          <w:p>
+            <w:pPr>
+              <w:rPr>
+                <w:b/>
+              </w:rPr>
+            </w:pPr>
+            <w:r>
+              <w:rPr>
+                <w:b/>
+              </w:rPr>
+              <w:t xml:space="preserve">Author: </w:t>
+            </w:r>
+          </w:p>
+          <w:p>
+            <w:pPr>
+              <w:rPr>
+                <w:bCs/>
+              </w:rPr>
+            </w:pPr>
+            <w:r>
+              <w:rPr>
+                <w:bCs/>
+              </w:rPr>
+              <w:t>Nic Quirk</w:t>
+            </w:r>
+          </w:p>
+        </w:tc>
+        <w:tc>
+          <w:tcPr>
+            <w:tcW w:w="2931" w:type="dxa"/>
+            <w:tcBorders>
+              <w:top w:val="single" w:sz="4" w:space="0" w:color="auto"/>
+              <w:left w:val="single" w:sz="4" w:space="0" w:color="auto"/>
+              <w:bottom w:val="single" w:sz="4" w:space="0" w:color="auto"/>
+              <w:right w:val="single" w:sz="4" w:space="0" w:color="auto"/>
+            </w:tcBorders>
+            <w:hideMark/>
+          </w:tcPr>
+          <w:p>
+            <w:pPr>
+              <w:rPr>
+                <w:bCs/>
+              </w:rPr>
+            </w:pPr>
+            <w:r>
+              <w:rPr>
+                <w:bCs/>
+              </w:rPr>
+              <w:t xml:space="preserve">Date: </w:t>
+            </w:r>
+            <w:r>
+              <w:rPr>
+                <w:bCs/>
+              </w:rPr>
+              <w:t>14</w:t>
+            </w:r>
+            <w:r>
+              <w:rPr>
+                <w:bCs/>
+              </w:rPr>
+              <w:t>/05</w:t>
+            </w:r>
+            <w:r>
+              <w:rPr>
+                <w:bCs/>
+              </w:rPr>
+              <w:t>/2025</w:t>
+            </w:r>
+          </w:p>
+          <w:p>
+            <w:r>
+              <w:rPr>
+                <w:bCs/>
+              </w:rPr>
+              <w:t>Start: 16:00</w:t>
+            </w:r>
+            <w:r>
+              <w:rPr>
+                <w:bCs/>
+              </w:rPr>
+              <w:br/>
+              <w:t>End: 18:00</w:t>
+            </w:r>
+          </w:p>
+        </w:tc>
+      </w:tr>
+      <w:tr>
+        <w:trPr>
+          <w:cantSplit/>
+        </w:trPr>
+        <w:tc>
+          <w:tcPr>
+            <w:tcW w:w="6414" w:type="dxa"/>
+            <w:gridSpan w:val="2"/>
+            <w:tcBorders>
+              <w:top w:val="single" w:sz="4" w:space="0" w:color="auto"/>
+              <w:left w:val="single" w:sz="4" w:space="0" w:color="auto"/>
+              <w:bottom w:val="single" w:sz="4" w:space="0" w:color="auto"/>
+              <w:right w:val="single" w:sz="4" w:space="0" w:color="auto"/>
+            </w:tcBorders>
+            <w:hideMark/>
+          </w:tcPr>
+          <w:p>
+            <w:r>
+              <w:rPr>
+                <w:b/>
+              </w:rPr>
+              <w:t xml:space="preserve">1. </w:t>
+            </w:r>
+            <w:r>
+              <w:rPr>
+                <w:b/>
+                <w:u w:val="single"/>
+              </w:rPr>
+              <w:t>Subject</w:t>
+            </w:r>
+            <w:r>
+              <w:rPr>
+                <w:b/>
+              </w:rPr>
+              <w:t xml:space="preserve">: </w:t>
+            </w:r>
+            <w:r>
+              <w:rPr>
+                <w:b/>
+              </w:rPr>
+              <w:t>Week 1</w:t>
+            </w:r>
+            <w:r>
+              <w:rPr>
+                <w:b/>
+              </w:rPr>
+              <w:t>1</w:t>
+            </w:r>
+            <w:r>
+              <w:rPr>
+                <w:b/>
+              </w:rPr>
+              <w:t xml:space="preserve"> Practical</w:t>
+            </w:r>
+          </w:p>
+        </w:tc>
+        <w:tc>
+          <w:tcPr>
+            <w:tcW w:w="2931" w:type="dxa"/>
+            <w:tcBorders>
+              <w:top w:val="single" w:sz="4" w:space="0" w:color="auto"/>
+              <w:left w:val="single" w:sz="4" w:space="0" w:color="auto"/>
+              <w:bottom w:val="single" w:sz="4" w:space="0" w:color="auto"/>
+              <w:right w:val="single" w:sz="4" w:space="0" w:color="auto"/>
+            </w:tcBorders>
+          </w:tcPr>
+          <w:p>
+            <w:pPr>
+              <w:rPr>
+                <w:b/>
+              </w:rPr>
+            </w:pPr>
+          </w:p>
+        </w:tc>
+      </w:tr>
+      <w:tr>
+        <w:trPr>
+          <w:cantSplit/>
+        </w:trPr>
+        <w:tc>
+          <w:tcPr>
+            <w:tcW w:w="9345" w:type="dxa"/>
+            <w:gridSpan w:val="3"/>
+            <w:tcBorders>
+              <w:top w:val="single" w:sz="4" w:space="0" w:color="auto"/>
+              <w:left w:val="single" w:sz="4" w:space="0" w:color="auto"/>
+              <w:bottom w:val="single" w:sz="4" w:space="0" w:color="auto"/>
+              <w:right w:val="single" w:sz="4" w:space="0" w:color="auto"/>
+            </w:tcBorders>
+            <w:hideMark/>
+          </w:tcPr>
+          <w:p>
+            <w:r>
+              <w:rPr>
+                <w:b/>
+              </w:rPr>
+              <w:t>2.</w:t>
+            </w:r>
+            <w:r>
+              <w:t xml:space="preserve"> </w:t>
+            </w:r>
+            <w:r>
+              <w:rPr>
+                <w:b/>
+                <w:u w:val="single"/>
+              </w:rPr>
+              <w:t xml:space="preserve">Agenda: </w:t>
+            </w:r>
+            <w:r>
+              <w:rPr>
+                <w:b/>
+              </w:rPr>
+              <w:t xml:space="preserve"> Progress check-in for checkpoint 3</w:t>
+            </w:r>
+          </w:p>
+        </w:tc>
+      </w:tr>
+      <w:tr>
+        <w:trPr>
+          <w:cantSplit/>
+        </w:trPr>
+        <w:tc>
+          <w:tcPr>
+            <w:tcW w:w="9345" w:type="dxa"/>
+            <w:gridSpan w:val="3"/>
+            <w:tcBorders>
+              <w:top w:val="single" w:sz="4" w:space="0" w:color="auto"/>
+              <w:left w:val="single" w:sz="4" w:space="0" w:color="auto"/>
+              <w:bottom w:val="single" w:sz="4" w:space="0" w:color="auto"/>
+              <w:right w:val="single" w:sz="4" w:space="0" w:color="auto"/>
+            </w:tcBorders>
+            <w:hideMark/>
+          </w:tcPr>
+          <w:p>
+            <w:pPr>
+              <w:rPr>
+                <w:b/>
+                <w:u w:val="single"/>
+              </w:rPr>
+            </w:pPr>
+            <w:r>
+              <w:rPr>
+                <w:b/>
+              </w:rPr>
+              <w:t>3.</w:t>
+            </w:r>
+            <w:r>
+              <w:t xml:space="preserve"> </w:t>
+            </w:r>
+            <w:r>
+              <w:rPr>
+                <w:b/>
+                <w:u w:val="single"/>
+              </w:rPr>
+              <w:t>Attendants:</w:t>
+            </w:r>
+          </w:p>
+          <w:p>
+            <w:pPr>
+              <w:rPr>
+                <w:bCs/>
+              </w:rPr>
+            </w:pPr>
+            <w:r>
+              <w:rPr>
+                <w:bCs/>
+              </w:rPr>
+              <w:t>Nicholas Quirk</w:t>
+            </w:r>
+            <w:r>
+              <w:rPr>
+                <w:bCs/>
+              </w:rPr>
+              <w:br/>
+              <w:t>Zane Hargreaves</w:t>
+            </w:r>
+            <w:r>
+              <w:rPr>
+                <w:bCs/>
+              </w:rPr>
+              <w:t xml:space="preserve"> </w:t>
+            </w:r>
+            <w:r>
+              <w:rPr>
+                <w:bCs/>
+              </w:rPr>
+              <w:br/>
+            </w:r>
+            <w:r>
+              <w:rPr>
+                <w:bCs/>
+              </w:rPr>
+              <w:t>Sylas Woodall</w:t>
+            </w:r>
+            <w:r>
+              <w:rPr>
+                <w:bCs/>
+              </w:rPr>
+              <w:br/>
+            </w:r>
+            <w:proofErr w:type="spellStart"/>
+            <w:r>
+              <w:rPr>
+                <w:bCs/>
+              </w:rPr>
+              <w:t>Anterpreet</w:t>
+            </w:r>
+            <w:proofErr w:type="spellEnd"/>
+            <w:r>
+              <w:rPr>
+                <w:bCs/>
+              </w:rPr>
+              <w:t xml:space="preserve"> Singh </w:t>
+            </w:r>
+            <w:proofErr w:type="spellStart"/>
+            <w:r>
+              <w:rPr>
+                <w:bCs/>
+              </w:rPr>
+              <w:t>Guraya</w:t>
+            </w:r>
+            <w:proofErr w:type="spellEnd"/>
+          </w:p>
+        </w:tc>
+      </w:tr>
+    </w:tbl>
+    <w:tbl>
+      <w:tblPr>
+        <w:tblW w:w="9350" w:type="dxa"/>
+        <w:tblInd w:w="-5" w:type="dxa"/>
+        <w:tblBorders>
+          <w:top w:val="single" w:sz="4" w:space="0" w:color="auto"/>
+          <w:left w:val="single" w:sz="4" w:space="0" w:color="auto"/>
+          <w:bottom w:val="single" w:sz="4" w:space="0" w:color="auto"/>
+          <w:right w:val="single" w:sz="4" w:space="0" w:color="auto"/>
+          <w:insideH w:val="single" w:sz="4" w:space="0" w:color="auto"/>
+          <w:insideV w:val="single" w:sz="4" w:space="0" w:color="auto"/>
+        </w:tblBorders>
+        <w:tblLayout w:type="fixed"/>
+        <w:tblLook w:val="04A0" w:firstRow="1" w:lastRow="0" w:firstColumn="1" w:lastColumn="0" w:noHBand="0" w:noVBand="1"/>
+      </w:tblPr>
+      <w:tblGrid>
+        <w:gridCol w:w="6375"/>
+        <w:gridCol w:w="1671"/>
+        <w:gridCol w:w="1304"/>
+      </w:tblGrid>
+      <w:tr>
+        <w:trPr>
+          <w:cantSplit/>
+          <w:trHeight w:val="552"/>
+        </w:trPr>
+        <w:tc>
+          <w:tcPr>
+            <w:tcW w:w="6375" w:type="dxa"/>
+            <w:tcBorders>
+              <w:top w:val="single" w:sz="4" w:space="0" w:color="auto"/>
+              <w:left w:val="single" w:sz="4" w:space="0" w:color="auto"/>
+              <w:bottom w:val="single" w:sz="4" w:space="0" w:color="auto"/>
+              <w:right w:val="single" w:sz="4" w:space="0" w:color="auto"/>
+            </w:tcBorders>
+            <w:hideMark/>
+          </w:tcPr>
+          <w:p>
+            <w:pPr>
+              <w:rPr>
+                <w:u w:val="single"/>
+              </w:rPr>
+            </w:pPr>
+            <w:r>
+              <w:rPr>
+                <w:u w:val="single"/>
+              </w:rPr>
+              <w:t>Previous Items</w:t>
+            </w:r>
+          </w:p>
+        </w:tc>
+        <w:tc>
+          <w:tcPr>
+            <w:tcW w:w="1671" w:type="dxa"/>
+            <w:tcBorders>
+              <w:top w:val="single" w:sz="4" w:space="0" w:color="auto"/>
+              <w:left w:val="single" w:sz="4" w:space="0" w:color="auto"/>
+              <w:bottom w:val="single" w:sz="4" w:space="0" w:color="auto"/>
+              <w:right w:val="single" w:sz="4" w:space="0" w:color="auto"/>
+            </w:tcBorders>
+            <w:hideMark/>
+          </w:tcPr>
+          <w:p>
+            <w:pPr>
+              <w:jc w:val="center"/>
+            </w:pPr>
+            <w:r>
+              <w:t>Responsible Person(s)</w:t>
+            </w:r>
+          </w:p>
+        </w:tc>
+        <w:tc>
+          <w:tcPr>
+            <w:tcW w:w="1304" w:type="dxa"/>
+            <w:tcBorders>
+              <w:top w:val="single" w:sz="4" w:space="0" w:color="auto"/>
+              <w:left w:val="single" w:sz="4" w:space="0" w:color="auto"/>
+              <w:bottom w:val="single" w:sz="4" w:space="0" w:color="auto"/>
+              <w:right w:val="single" w:sz="4" w:space="0" w:color="auto"/>
+            </w:tcBorders>
+            <w:hideMark/>
+          </w:tcPr>
+          <w:p>
+            <w:pPr>
+              <w:jc w:val="center"/>
+            </w:pPr>
+            <w:r>
+              <w:t>Due Date</w:t>
+            </w:r>
+          </w:p>
+        </w:tc>
+      </w:tr>
+      <w:tr>
+        <w:trPr>
+          <w:cantSplit/>
+          <w:trHeight w:val="552"/>
+        </w:trPr>
+        <w:tc>
+          <w:tcPr>
+            <w:tcW w:w="6375" w:type="dxa"/>
+            <w:tcBorders>
+              <w:top w:val="single" w:sz="4" w:space="0" w:color="auto"/>
+              <w:left w:val="single" w:sz="4" w:space="0" w:color="auto"/>
+              <w:bottom w:val="single" w:sz="4" w:space="0" w:color="auto"/>
+              <w:right w:val="single" w:sz="4" w:space="0" w:color="auto"/>
+            </w:tcBorders>
+            <w:hideMark/>
+          </w:tcPr>
+          <w:p>
+            <w:r>
+              <w:t>Study Vault Page</w:t>
+            </w:r>
+          </w:p>
+        </w:tc>
+        <w:tc>
+          <w:tcPr>
+            <w:tcW w:w="1671" w:type="dxa"/>
+            <w:tcBorders>
+              <w:top w:val="single" w:sz="4" w:space="0" w:color="auto"/>
+              <w:left w:val="single" w:sz="4" w:space="0" w:color="auto"/>
+              <w:bottom w:val="single" w:sz="4" w:space="0" w:color="auto"/>
+              <w:right w:val="single" w:sz="4" w:space="0" w:color="auto"/>
+            </w:tcBorders>
+            <w:hideMark/>
+          </w:tcPr>
+          <w:p>
+            <w:pPr>
+              <w:jc w:val="center"/>
+            </w:pPr>
+            <w:r>
+              <w:t>Nic</w:t>
+            </w:r>
+          </w:p>
+        </w:tc>
+        <w:tc>
+          <w:tcPr>
+            <w:tcW w:w="1304" w:type="dxa"/>
+            <w:tcBorders>
+              <w:top w:val="single" w:sz="4" w:space="0" w:color="auto"/>
+              <w:left w:val="single" w:sz="4" w:space="0" w:color="auto"/>
+              <w:bottom w:val="single" w:sz="4" w:space="0" w:color="auto"/>
+              <w:right w:val="single" w:sz="4" w:space="0" w:color="auto"/>
+            </w:tcBorders>
+            <w:hideMark/>
+          </w:tcPr>
+          <w:p>
+            <w:pPr>
+              <w:jc w:val="center"/>
+            </w:pPr>
+            <w:r>
+              <w:t>14/05</w:t>
+            </w:r>
+          </w:p>
+        </w:tc>
+      </w:tr>
+      <w:tr>
+        <w:trPr>
+          <w:cantSplit/>
+          <w:trHeight w:val="552"/>
+        </w:trPr>
+        <w:tc>
+          <w:tcPr>
+            <w:tcW w:w="6375" w:type="dxa"/>
+            <w:tcBorders>
+              <w:top w:val="single" w:sz="4" w:space="0" w:color="auto"/>
+              <w:left w:val="single" w:sz="4" w:space="0" w:color="auto"/>
+              <w:bottom w:val="single" w:sz="4" w:space="0" w:color="auto"/>
+              <w:right w:val="single" w:sz="4" w:space="0" w:color="auto"/>
+            </w:tcBorders>
+            <w:hideMark/>
+          </w:tcPr>
+          <w:p>
+            <w:r>
+              <w:t>Study Mode Popup activated Page</w:t>
+            </w:r>
+          </w:p>
+        </w:tc>
+        <w:tc>
+          <w:tcPr>
+            <w:tcW w:w="1671" w:type="dxa"/>
+            <w:tcBorders>
+              <w:top w:val="single" w:sz="4" w:space="0" w:color="auto"/>
+              <w:left w:val="single" w:sz="4" w:space="0" w:color="auto"/>
+              <w:bottom w:val="single" w:sz="4" w:space="0" w:color="auto"/>
+              <w:right w:val="single" w:sz="4" w:space="0" w:color="auto"/>
+            </w:tcBorders>
+            <w:hideMark/>
+          </w:tcPr>
+          <w:p>
+            <w:pPr>
+              <w:jc w:val="center"/>
+            </w:pPr>
+            <w:r>
+              <w:t>Jayden</w:t>
+            </w:r>
+          </w:p>
+        </w:tc>
+        <w:tc>
+          <w:tcPr>
+            <w:tcW w:w="1304" w:type="dxa"/>
+            <w:tcBorders>
+              <w:top w:val="single" w:sz="4" w:space="0" w:color="auto"/>
+              <w:left w:val="single" w:sz="4" w:space="0" w:color="auto"/>
+              <w:bottom w:val="single" w:sz="4" w:space="0" w:color="auto"/>
+              <w:right w:val="single" w:sz="4" w:space="0" w:color="auto"/>
+            </w:tcBorders>
+            <w:hideMark/>
+          </w:tcPr>
+          <w:p>
+            <w:pPr>
+              <w:jc w:val="center"/>
+            </w:pPr>
+            <w:r>
+              <w:t>14/05</w:t>
+            </w:r>
+          </w:p>
+        </w:tc>
+      </w:tr>
+      <w:tr>
+        <w:trPr>
+          <w:cantSplit/>
+          <w:trHeight w:val="552"/>
+        </w:trPr>
+        <w:tc>
+          <w:tcPr>
+            <w:tcW w:w="6375" w:type="dxa"/>
+            <w:tcBorders>
+              <w:top w:val="single" w:sz="4" w:space="0" w:color="auto"/>
+              <w:left w:val="single" w:sz="4" w:space="0" w:color="auto"/>
+              <w:bottom w:val="single" w:sz="4" w:space="0" w:color="auto"/>
+              <w:right w:val="single" w:sz="4" w:space="0" w:color="auto"/>
+            </w:tcBorders>
+            <w:hideMark/>
+          </w:tcPr>
+          <w:p>
+            <w:r>
+              <w:t>AI Integration</w:t>
+            </w:r>
+          </w:p>
+        </w:tc>
+        <w:tc>
+          <w:tcPr>
+            <w:tcW w:w="1671" w:type="dxa"/>
+            <w:tcBorders>
+              <w:top w:val="single" w:sz="4" w:space="0" w:color="auto"/>
+              <w:left w:val="single" w:sz="4" w:space="0" w:color="auto"/>
+              <w:bottom w:val="single" w:sz="4" w:space="0" w:color="auto"/>
+              <w:right w:val="single" w:sz="4" w:space="0" w:color="auto"/>
+            </w:tcBorders>
+            <w:hideMark/>
+          </w:tcPr>
+          <w:p>
+            <w:pPr>
+              <w:jc w:val="center"/>
+            </w:pPr>
+            <w:r>
+              <w:t>Sylas</w:t>
+            </w:r>
+          </w:p>
+        </w:tc>
+        <w:tc>
+          <w:tcPr>
+            <w:tcW w:w="1304" w:type="dxa"/>
+            <w:tcBorders>
+              <w:top w:val="single" w:sz="4" w:space="0" w:color="auto"/>
+              <w:left w:val="single" w:sz="4" w:space="0" w:color="auto"/>
+              <w:bottom w:val="single" w:sz="4" w:space="0" w:color="auto"/>
+              <w:right w:val="single" w:sz="4" w:space="0" w:color="auto"/>
+            </w:tcBorders>
+            <w:hideMark/>
+          </w:tcPr>
+          <w:p>
+            <w:pPr>
+              <w:jc w:val="center"/>
+            </w:pPr>
+            <w:r>
+              <w:t>14/05</w:t>
+            </w:r>
+          </w:p>
+        </w:tc>
+      </w:tr>
+      <w:tr>
+        <w:trPr>
+          <w:cantSplit/>
+          <w:trHeight w:val="552"/>
+        </w:trPr>
+        <w:tc>
+          <w:tcPr>
+            <w:tcW w:w="6375" w:type="dxa"/>
+            <w:tcBorders>
+              <w:top w:val="single" w:sz="4" w:space="0" w:color="auto"/>
+              <w:left w:val="single" w:sz="4" w:space="0" w:color="auto"/>
+              <w:bottom w:val="single" w:sz="4" w:space="0" w:color="auto"/>
+              <w:right w:val="single" w:sz="4" w:space="0" w:color="auto"/>
+            </w:tcBorders>
+            <w:hideMark/>
+          </w:tcPr>
+          <w:p>
+            <w:r>
+              <w:t>Settings/account</w:t>
+            </w:r>
+          </w:p>
+        </w:tc>
+        <w:tc>
+          <w:tcPr>
+            <w:tcW w:w="1671" w:type="dxa"/>
+            <w:tcBorders>
+              <w:top w:val="single" w:sz="4" w:space="0" w:color="auto"/>
+              <w:left w:val="single" w:sz="4" w:space="0" w:color="auto"/>
+              <w:bottom w:val="single" w:sz="4" w:space="0" w:color="auto"/>
+              <w:right w:val="single" w:sz="4" w:space="0" w:color="auto"/>
+            </w:tcBorders>
+            <w:hideMark/>
+          </w:tcPr>
+          <w:p>
+            <w:pPr>
+              <w:jc w:val="center"/>
+            </w:pPr>
+            <w:r>
+              <w:t>Zane</w:t>
+            </w:r>
+          </w:p>
+        </w:tc>
+        <w:tc>
+          <w:tcPr>
+            <w:tcW w:w="1304" w:type="dxa"/>
+            <w:tcBorders>
+              <w:top w:val="single" w:sz="4" w:space="0" w:color="auto"/>
+              <w:left w:val="single" w:sz="4" w:space="0" w:color="auto"/>
+              <w:bottom w:val="single" w:sz="4" w:space="0" w:color="auto"/>
+              <w:right w:val="single" w:sz="4" w:space="0" w:color="auto"/>
+            </w:tcBorders>
+            <w:hideMark/>
+          </w:tcPr>
+          <w:p>
+            <w:pPr>
+              <w:jc w:val="center"/>
+            </w:pPr>
+            <w:r>
+              <w:t>14/05</w:t>
+            </w:r>
+          </w:p>
+        </w:tc>
+      </w:tr>
+      <w:tr>
+        <w:trPr>
+          <w:cantSplit/>
+          <w:trHeight w:val="552"/>
+        </w:trPr>
+        <w:tc>
+          <w:tcPr>
+            <w:tcW w:w="6375" w:type="dxa"/>
+            <w:tcBorders>
+              <w:top w:val="single" w:sz="4" w:space="0" w:color="auto"/>
+              <w:left w:val="single" w:sz="4" w:space="0" w:color="auto"/>
+              <w:bottom w:val="single" w:sz="4" w:space="0" w:color="auto"/>
+              <w:right w:val="single" w:sz="4" w:space="0" w:color="auto"/>
+            </w:tcBorders>
+            <w:hideMark/>
+          </w:tcPr>
+          <w:p>
             <w:proofErr w:type="gramStart"/>
             <w:r>
               <w:t>UI’s</w:t>
             </w:r>
             <w:proofErr w:type="gramEnd"/>
             <w:r>
-              <w:t xml:space="preserve"> for all</w:t>
-            </w:r>
-            <w:r>
-              <w:t xml:space="preserve"> new features</w:t>
+              <w:t xml:space="preserve"> for all new features</w:t>
             </w:r>
           </w:p>
         </w:tc>
@@ -7259,8 +8125,12 @@
               <w:bottom w:val="single" w:sz="4" w:space="0" w:color="auto"/>
               <w:right w:val="single" w:sz="4" w:space="0" w:color="auto"/>
             </w:tcBorders>
-          </w:tcPr>
-          <w:p>
+            <w:hideMark/>
+          </w:tcPr>
+          <w:p>
+            <w:pPr>
+              <w:jc w:val="center"/>
+            </w:pPr>
             <w:r>
               <w:t>AP</w:t>
             </w:r>
@@ -7275,6 +8145,7 @@
               <w:bottom w:val="single" w:sz="4" w:space="0" w:color="auto"/>
               <w:right w:val="single" w:sz="4" w:space="0" w:color="auto"/>
             </w:tcBorders>
+            <w:hideMark/>
           </w:tcPr>
           <w:p>
             <w:pPr>
@@ -7289,7 +8160,97 @@
       <w:tr>
         <w:trPr>
           <w:cantSplit/>
-          <w:trHeight w:val="270"/>
+          <w:trHeight w:val="552"/>
+        </w:trPr>
+        <w:tc>
+          <w:tcPr>
+            <w:tcW w:w="6375" w:type="dxa"/>
+            <w:tcBorders>
+              <w:top w:val="single" w:sz="4" w:space="0" w:color="auto"/>
+              <w:left w:val="single" w:sz="4" w:space="0" w:color="auto"/>
+              <w:bottom w:val="single" w:sz="4" w:space="0" w:color="auto"/>
+              <w:right w:val="single" w:sz="4" w:space="0" w:color="auto"/>
+            </w:tcBorders>
+            <w:hideMark/>
+          </w:tcPr>
+          <w:p>
+            <w:r>
+              <w:t>JavaDoc comments</w:t>
+            </w:r>
+          </w:p>
+        </w:tc>
+        <w:tc>
+          <w:tcPr>
+            <w:tcW w:w="1671" w:type="dxa"/>
+            <w:tcBorders>
+              <w:top w:val="single" w:sz="4" w:space="0" w:color="auto"/>
+              <w:left w:val="single" w:sz="4" w:space="0" w:color="auto"/>
+              <w:bottom w:val="single" w:sz="4" w:space="0" w:color="auto"/>
+              <w:right w:val="single" w:sz="4" w:space="0" w:color="auto"/>
+            </w:tcBorders>
+            <w:hideMark/>
+          </w:tcPr>
+          <w:p>
+            <w:pPr>
+              <w:jc w:val="center"/>
+            </w:pPr>
+            <w:r>
+              <w:t>All</w:t>
+            </w:r>
+          </w:p>
+        </w:tc>
+        <w:tc>
+          <w:tcPr>
+            <w:tcW w:w="1304" w:type="dxa"/>
+            <w:tcBorders>
+              <w:top w:val="single" w:sz="4" w:space="0" w:color="auto"/>
+              <w:left w:val="single" w:sz="4" w:space="0" w:color="auto"/>
+              <w:bottom w:val="single" w:sz="4" w:space="0" w:color="auto"/>
+              <w:right w:val="single" w:sz="4" w:space="0" w:color="auto"/>
+            </w:tcBorders>
+            <w:hideMark/>
+          </w:tcPr>
+          <w:p>
+            <w:pPr>
+              <w:jc w:val="center"/>
+            </w:pPr>
+            <w:r>
+              <w:t>14/05</w:t>
+            </w:r>
+          </w:p>
+        </w:tc>
+      </w:tr>
+    </w:tbl>
+    <w:p>
+      <w:pPr>
+        <w:rPr>
+          <w:b/>
+        </w:rPr>
+      </w:pPr>
+    </w:p>
+    <w:tbl>
+      <w:tblPr>
+        <w:tblW w:w="9345" w:type="dxa"/>
+        <w:tblBorders>
+          <w:top w:val="single" w:sz="4" w:space="0" w:color="auto"/>
+          <w:left w:val="single" w:sz="4" w:space="0" w:color="auto"/>
+          <w:bottom w:val="single" w:sz="4" w:space="0" w:color="auto"/>
+          <w:right w:val="single" w:sz="4" w:space="0" w:color="auto"/>
+          <w:insideH w:val="single" w:sz="4" w:space="0" w:color="auto"/>
+          <w:insideV w:val="single" w:sz="4" w:space="0" w:color="auto"/>
+        </w:tblBorders>
+        <w:tblLayout w:type="fixed"/>
+        <w:tblLook w:val="04A0" w:firstRow="1" w:lastRow="0" w:firstColumn="1" w:lastColumn="0" w:noHBand="0" w:noVBand="1"/>
+      </w:tblPr>
+      <w:tblGrid>
+        <w:gridCol w:w="6370"/>
+        <w:gridCol w:w="1671"/>
+        <w:gridCol w:w="1304"/>
+      </w:tblGrid>
+      <w:tr>
+        <w:trPr>
+          <w:cantSplit/>
+          <w:trHeight w:val="552"/>
         </w:trPr>
         <w:tc>
           <w:tcPr>
@@ -7300,15 +8261,2941 @@
               <w:bottom w:val="single" w:sz="4" w:space="0" w:color="auto"/>
               <w:right w:val="single" w:sz="4" w:space="0" w:color="auto"/>
             </w:tcBorders>
-          </w:tcPr>
-          <w:p>
+            <w:hideMark/>
+          </w:tcPr>
+          <w:p>
+            <w:pPr>
+              <w:rPr>
+                <w:u w:val="single"/>
+              </w:rPr>
+            </w:pPr>
+            <w:r>
+              <w:rPr>
+                <w:u w:val="single"/>
+              </w:rPr>
+              <w:t>New Items</w:t>
+            </w:r>
+          </w:p>
+        </w:tc>
+        <w:tc>
+          <w:tcPr>
+            <w:tcW w:w="1671" w:type="dxa"/>
+            <w:tcBorders>
+              <w:top w:val="single" w:sz="4" w:space="0" w:color="auto"/>
+              <w:left w:val="single" w:sz="4" w:space="0" w:color="auto"/>
+              <w:bottom w:val="single" w:sz="4" w:space="0" w:color="auto"/>
+              <w:right w:val="single" w:sz="4" w:space="0" w:color="auto"/>
+            </w:tcBorders>
+            <w:hideMark/>
+          </w:tcPr>
+          <w:p>
+            <w:pPr>
+              <w:jc w:val="center"/>
+            </w:pPr>
+            <w:r>
+              <w:t>Responsible Person(s)</w:t>
+            </w:r>
+          </w:p>
+        </w:tc>
+        <w:tc>
+          <w:tcPr>
+            <w:tcW w:w="1304" w:type="dxa"/>
+            <w:tcBorders>
+              <w:top w:val="single" w:sz="4" w:space="0" w:color="auto"/>
+              <w:left w:val="single" w:sz="4" w:space="0" w:color="auto"/>
+              <w:bottom w:val="single" w:sz="4" w:space="0" w:color="auto"/>
+              <w:right w:val="single" w:sz="4" w:space="0" w:color="auto"/>
+            </w:tcBorders>
+            <w:hideMark/>
+          </w:tcPr>
+          <w:p>
+            <w:pPr>
+              <w:jc w:val="center"/>
+            </w:pPr>
+            <w:r>
+              <w:t>Due Date</w:t>
+            </w:r>
+          </w:p>
+        </w:tc>
+      </w:tr>
+      <w:tr>
+        <w:trPr>
+          <w:cantSplit/>
+          <w:trHeight w:val="552"/>
+        </w:trPr>
+        <w:tc>
+          <w:tcPr>
+            <w:tcW w:w="6370" w:type="dxa"/>
+            <w:tcBorders>
+              <w:top w:val="single" w:sz="4" w:space="0" w:color="auto"/>
+              <w:left w:val="single" w:sz="4" w:space="0" w:color="auto"/>
+              <w:bottom w:val="single" w:sz="4" w:space="0" w:color="auto"/>
+              <w:right w:val="single" w:sz="4" w:space="0" w:color="auto"/>
+            </w:tcBorders>
+          </w:tcPr>
+          <w:p>
+            <w:r>
+              <w:t>F</w:t>
+            </w:r>
+            <w:r>
+              <w:t>inalising implementation of database connection and account settings to get all features working</w:t>
+            </w:r>
+          </w:p>
+        </w:tc>
+        <w:tc>
+          <w:tcPr>
+            <w:tcW w:w="1671" w:type="dxa"/>
+            <w:tcBorders>
+              <w:top w:val="single" w:sz="4" w:space="0" w:color="auto"/>
+              <w:left w:val="single" w:sz="4" w:space="0" w:color="auto"/>
+              <w:bottom w:val="single" w:sz="4" w:space="0" w:color="auto"/>
+              <w:right w:val="single" w:sz="4" w:space="0" w:color="auto"/>
+            </w:tcBorders>
+          </w:tcPr>
+          <w:p>
+            <w:pPr>
+              <w:jc w:val="center"/>
+            </w:pPr>
+            <w:r>
+              <w:t>Zane</w:t>
+            </w:r>
+          </w:p>
+        </w:tc>
+        <w:tc>
+          <w:tcPr>
+            <w:tcW w:w="1304" w:type="dxa"/>
+            <w:tcBorders>
+              <w:top w:val="single" w:sz="4" w:space="0" w:color="auto"/>
+              <w:left w:val="single" w:sz="4" w:space="0" w:color="auto"/>
+              <w:bottom w:val="single" w:sz="4" w:space="0" w:color="auto"/>
+              <w:right w:val="single" w:sz="4" w:space="0" w:color="auto"/>
+            </w:tcBorders>
+          </w:tcPr>
+          <w:p>
+            <w:pPr>
+              <w:jc w:val="center"/>
+            </w:pPr>
+            <w:r>
+              <w:t>21/05</w:t>
+            </w:r>
+          </w:p>
+        </w:tc>
+      </w:tr>
+      <w:tr>
+        <w:trPr>
+          <w:cantSplit/>
+          <w:trHeight w:val="552"/>
+        </w:trPr>
+        <w:tc>
+          <w:tcPr>
+            <w:tcW w:w="6370" w:type="dxa"/>
+            <w:tcBorders>
+              <w:top w:val="single" w:sz="4" w:space="0" w:color="auto"/>
+              <w:left w:val="single" w:sz="4" w:space="0" w:color="auto"/>
+              <w:bottom w:val="single" w:sz="4" w:space="0" w:color="auto"/>
+              <w:right w:val="single" w:sz="4" w:space="0" w:color="auto"/>
+            </w:tcBorders>
+          </w:tcPr>
+          <w:p>
+            <w:r>
+              <w:t>Final UI Design</w:t>
+            </w:r>
+          </w:p>
+        </w:tc>
+        <w:tc>
+          <w:tcPr>
+            <w:tcW w:w="1671" w:type="dxa"/>
+            <w:tcBorders>
+              <w:top w:val="single" w:sz="4" w:space="0" w:color="auto"/>
+              <w:left w:val="single" w:sz="4" w:space="0" w:color="auto"/>
+              <w:bottom w:val="single" w:sz="4" w:space="0" w:color="auto"/>
+              <w:right w:val="single" w:sz="4" w:space="0" w:color="auto"/>
+            </w:tcBorders>
+          </w:tcPr>
+          <w:p>
+            <w:pPr>
+              <w:jc w:val="center"/>
+            </w:pPr>
+            <w:r>
+              <w:t>AP</w:t>
+            </w:r>
+          </w:p>
+        </w:tc>
+        <w:tc>
+          <w:tcPr>
+            <w:tcW w:w="1304" w:type="dxa"/>
+            <w:tcBorders>
+              <w:top w:val="single" w:sz="4" w:space="0" w:color="auto"/>
+              <w:left w:val="single" w:sz="4" w:space="0" w:color="auto"/>
+              <w:bottom w:val="single" w:sz="4" w:space="0" w:color="auto"/>
+              <w:right w:val="single" w:sz="4" w:space="0" w:color="auto"/>
+            </w:tcBorders>
+          </w:tcPr>
+          <w:p>
+            <w:pPr>
+              <w:jc w:val="center"/>
+            </w:pPr>
+            <w:r>
+              <w:t>21/05</w:t>
+            </w:r>
+          </w:p>
+        </w:tc>
+      </w:tr>
+      <w:tr>
+        <w:trPr>
+          <w:cantSplit/>
+          <w:trHeight w:val="552"/>
+        </w:trPr>
+        <w:tc>
+          <w:tcPr>
+            <w:tcW w:w="6370" w:type="dxa"/>
+            <w:tcBorders>
+              <w:top w:val="single" w:sz="4" w:space="0" w:color="auto"/>
+              <w:left w:val="single" w:sz="4" w:space="0" w:color="auto"/>
+              <w:bottom w:val="single" w:sz="4" w:space="0" w:color="auto"/>
+              <w:right w:val="single" w:sz="4" w:space="0" w:color="auto"/>
+            </w:tcBorders>
+          </w:tcPr>
+          <w:p>
+            <w:r>
+              <w:t>AI quote implementation and new model</w:t>
+            </w:r>
+          </w:p>
+        </w:tc>
+        <w:tc>
+          <w:tcPr>
+            <w:tcW w:w="1671" w:type="dxa"/>
+            <w:tcBorders>
+              <w:top w:val="single" w:sz="4" w:space="0" w:color="auto"/>
+              <w:left w:val="single" w:sz="4" w:space="0" w:color="auto"/>
+              <w:bottom w:val="single" w:sz="4" w:space="0" w:color="auto"/>
+              <w:right w:val="single" w:sz="4" w:space="0" w:color="auto"/>
+            </w:tcBorders>
+          </w:tcPr>
+          <w:p>
+            <w:pPr>
+              <w:jc w:val="center"/>
+            </w:pPr>
+            <w:r>
+              <w:t>Sylas</w:t>
+            </w:r>
+          </w:p>
+        </w:tc>
+        <w:tc>
+          <w:tcPr>
+            <w:tcW w:w="1304" w:type="dxa"/>
+            <w:tcBorders>
+              <w:top w:val="single" w:sz="4" w:space="0" w:color="auto"/>
+              <w:left w:val="single" w:sz="4" w:space="0" w:color="auto"/>
+              <w:bottom w:val="single" w:sz="4" w:space="0" w:color="auto"/>
+              <w:right w:val="single" w:sz="4" w:space="0" w:color="auto"/>
+            </w:tcBorders>
+          </w:tcPr>
+          <w:p>
+            <w:pPr>
+              <w:jc w:val="center"/>
+            </w:pPr>
+            <w:r>
+              <w:t>21/05</w:t>
+            </w:r>
+          </w:p>
+        </w:tc>
+      </w:tr>
+      <w:tr>
+        <w:trPr>
+          <w:cantSplit/>
+          <w:trHeight w:val="552"/>
+        </w:trPr>
+        <w:tc>
+          <w:tcPr>
+            <w:tcW w:w="6370" w:type="dxa"/>
+            <w:tcBorders>
+              <w:top w:val="single" w:sz="4" w:space="0" w:color="auto"/>
+              <w:left w:val="single" w:sz="4" w:space="0" w:color="auto"/>
+              <w:bottom w:val="single" w:sz="4" w:space="0" w:color="auto"/>
+              <w:right w:val="single" w:sz="4" w:space="0" w:color="auto"/>
+            </w:tcBorders>
+          </w:tcPr>
+          <w:p>
+            <w:r>
+              <w:t>S</w:t>
+            </w:r>
+            <w:r>
+              <w:t>tart</w:t>
+            </w:r>
+            <w:r>
+              <w:t xml:space="preserve"> slides and preparation for</w:t>
+            </w:r>
+            <w:r>
+              <w:t xml:space="preserve"> presentation</w:t>
+            </w:r>
+            <w:r>
+              <w:t xml:space="preserve"> + vid</w:t>
+            </w:r>
+          </w:p>
+        </w:tc>
+        <w:tc>
+          <w:tcPr>
+            <w:tcW w:w="1671" w:type="dxa"/>
+            <w:tcBorders>
+              <w:top w:val="single" w:sz="4" w:space="0" w:color="auto"/>
+              <w:left w:val="single" w:sz="4" w:space="0" w:color="auto"/>
+              <w:bottom w:val="single" w:sz="4" w:space="0" w:color="auto"/>
+              <w:right w:val="single" w:sz="4" w:space="0" w:color="auto"/>
+            </w:tcBorders>
+          </w:tcPr>
+          <w:p>
+            <w:pPr>
+              <w:jc w:val="center"/>
+            </w:pPr>
+            <w:r>
+              <w:t>Nic</w:t>
+            </w:r>
+          </w:p>
+        </w:tc>
+        <w:tc>
+          <w:tcPr>
+            <w:tcW w:w="1304" w:type="dxa"/>
+            <w:tcBorders>
+              <w:top w:val="single" w:sz="4" w:space="0" w:color="auto"/>
+              <w:left w:val="single" w:sz="4" w:space="0" w:color="auto"/>
+              <w:bottom w:val="single" w:sz="4" w:space="0" w:color="auto"/>
+              <w:right w:val="single" w:sz="4" w:space="0" w:color="auto"/>
+            </w:tcBorders>
+          </w:tcPr>
+          <w:p>
+            <w:pPr>
+              <w:jc w:val="center"/>
+            </w:pPr>
+            <w:r>
+              <w:t>21/05</w:t>
+            </w:r>
+          </w:p>
+        </w:tc>
+      </w:tr>
+      <w:tr>
+        <w:trPr>
+          <w:cantSplit/>
+          <w:trHeight w:val="552"/>
+        </w:trPr>
+        <w:tc>
+          <w:tcPr>
+            <w:tcW w:w="6370" w:type="dxa"/>
+            <w:tcBorders>
+              <w:top w:val="single" w:sz="4" w:space="0" w:color="auto"/>
+              <w:left w:val="single" w:sz="4" w:space="0" w:color="auto"/>
+              <w:bottom w:val="single" w:sz="4" w:space="0" w:color="auto"/>
+              <w:right w:val="single" w:sz="4" w:space="0" w:color="auto"/>
+            </w:tcBorders>
+          </w:tcPr>
+          <w:p>
+            <w:r>
+              <w:lastRenderedPageBreak/>
+              <w:t>T</w:t>
+            </w:r>
+            <w:r>
+              <w:t>ouch-up</w:t>
+            </w:r>
+            <w:r>
+              <w:t xml:space="preserve"> co</w:t>
+            </w:r>
+            <w:r>
+              <w:t xml:space="preserve">ding </w:t>
+            </w:r>
+            <w:r>
+              <w:t>–</w:t>
+            </w:r>
+            <w:r>
+              <w:t xml:space="preserve"> add/modify any functionality </w:t>
+            </w:r>
+            <w:r>
+              <w:t xml:space="preserve">to flesh out </w:t>
+            </w:r>
+            <w:r>
+              <w:t>implementation</w:t>
+            </w:r>
+            <w:r>
+              <w:t xml:space="preserve"> +</w:t>
+            </w:r>
+            <w:r>
+              <w:t xml:space="preserve"> add full java code comments</w:t>
+            </w:r>
+          </w:p>
+        </w:tc>
+        <w:tc>
+          <w:tcPr>
+            <w:tcW w:w="1671" w:type="dxa"/>
+            <w:tcBorders>
+              <w:top w:val="single" w:sz="4" w:space="0" w:color="auto"/>
+              <w:left w:val="single" w:sz="4" w:space="0" w:color="auto"/>
+              <w:bottom w:val="single" w:sz="4" w:space="0" w:color="auto"/>
+              <w:right w:val="single" w:sz="4" w:space="0" w:color="auto"/>
+            </w:tcBorders>
+          </w:tcPr>
+          <w:p>
+            <w:pPr>
+              <w:jc w:val="center"/>
+            </w:pPr>
+            <w:r>
+              <w:t>Jayden</w:t>
+            </w:r>
+          </w:p>
+        </w:tc>
+        <w:tc>
+          <w:tcPr>
+            <w:tcW w:w="1304" w:type="dxa"/>
+            <w:tcBorders>
+              <w:top w:val="single" w:sz="4" w:space="0" w:color="auto"/>
+              <w:left w:val="single" w:sz="4" w:space="0" w:color="auto"/>
+              <w:bottom w:val="single" w:sz="4" w:space="0" w:color="auto"/>
+              <w:right w:val="single" w:sz="4" w:space="0" w:color="auto"/>
+            </w:tcBorders>
+          </w:tcPr>
+          <w:p>
+            <w:pPr>
+              <w:jc w:val="center"/>
+            </w:pPr>
+            <w:r>
+              <w:t>21/05</w:t>
+            </w:r>
+          </w:p>
+        </w:tc>
+      </w:tr>
+    </w:tbl>
+    <w:p/>
+    <w:tbl>
+      <w:tblPr>
+        <w:tblpPr w:leftFromText="180" w:rightFromText="180" w:bottomFromText="160" w:vertAnchor="text" w:tblpY="91"/>
+        <w:tblW w:w="9345" w:type="dxa"/>
+        <w:tblBorders>
+          <w:top w:val="single" w:sz="4" w:space="0" w:color="auto"/>
+          <w:left w:val="single" w:sz="4" w:space="0" w:color="auto"/>
+          <w:bottom w:val="single" w:sz="4" w:space="0" w:color="auto"/>
+          <w:right w:val="single" w:sz="4" w:space="0" w:color="auto"/>
+          <w:insideH w:val="single" w:sz="4" w:space="0" w:color="auto"/>
+          <w:insideV w:val="single" w:sz="4" w:space="0" w:color="auto"/>
+        </w:tblBorders>
+        <w:tblLayout w:type="fixed"/>
+        <w:tblLook w:val="04A0" w:firstRow="1" w:lastRow="0" w:firstColumn="1" w:lastColumn="0" w:noHBand="0" w:noVBand="1"/>
+      </w:tblPr>
+      <w:tblGrid>
+        <w:gridCol w:w="1986"/>
+        <w:gridCol w:w="4428"/>
+        <w:gridCol w:w="2931"/>
+      </w:tblGrid>
+      <w:tr>
+        <w:trPr>
+          <w:cantSplit/>
+        </w:trPr>
+        <w:tc>
+          <w:tcPr>
+            <w:tcW w:w="9345" w:type="dxa"/>
+            <w:gridSpan w:val="3"/>
+            <w:tcBorders>
+              <w:top w:val="single" w:sz="4" w:space="0" w:color="auto"/>
+              <w:left w:val="single" w:sz="4" w:space="0" w:color="auto"/>
+              <w:bottom w:val="single" w:sz="4" w:space="0" w:color="auto"/>
+              <w:right w:val="single" w:sz="4" w:space="0" w:color="auto"/>
+            </w:tcBorders>
+          </w:tcPr>
+          <w:p>
+            <w:pPr>
+              <w:jc w:val="center"/>
+              <w:rPr>
+                <w:b/>
+                <w:bCs/>
+                <w:sz w:val="32"/>
+                <w:szCs w:val="32"/>
+              </w:rPr>
+            </w:pPr>
+            <w:r>
+              <w:rPr>
+                <w:b/>
+                <w:bCs/>
+                <w:sz w:val="32"/>
+                <w:szCs w:val="32"/>
+              </w:rPr>
+              <w:t xml:space="preserve">Meeting </w:t>
+            </w:r>
+            <w:r>
+              <w:rPr>
+                <w:b/>
+                <w:bCs/>
+                <w:sz w:val="32"/>
+                <w:szCs w:val="32"/>
+              </w:rPr>
+              <w:t>9</w:t>
+            </w:r>
+          </w:p>
+        </w:tc>
+      </w:tr>
+      <w:tr>
+        <w:trPr>
+          <w:cantSplit/>
+          <w:trHeight w:val="1253"/>
+        </w:trPr>
+        <w:tc>
+          <w:tcPr>
+            <w:tcW w:w="1986" w:type="dxa"/>
+            <w:tcBorders>
+              <w:top w:val="single" w:sz="4" w:space="0" w:color="auto"/>
+              <w:left w:val="single" w:sz="4" w:space="0" w:color="auto"/>
+              <w:bottom w:val="single" w:sz="4" w:space="0" w:color="auto"/>
+              <w:right w:val="single" w:sz="4" w:space="0" w:color="auto"/>
+            </w:tcBorders>
+            <w:hideMark/>
+          </w:tcPr>
+          <w:p>
+            <w:pPr>
+              <w:rPr>
+                <w:b/>
+              </w:rPr>
+            </w:pPr>
+            <w:r>
+              <w:rPr>
+                <w:b/>
+              </w:rPr>
+              <w:t xml:space="preserve">Place: </w:t>
+            </w:r>
+          </w:p>
+          <w:p>
+            <w:pPr>
+              <w:rPr>
+                <w:bCs/>
+              </w:rPr>
+            </w:pPr>
+            <w:r>
+              <w:rPr>
+                <w:bCs/>
+              </w:rPr>
+              <w:t>QUT F-101</w:t>
+            </w:r>
+          </w:p>
+        </w:tc>
+        <w:tc>
+          <w:tcPr>
+            <w:tcW w:w="4428" w:type="dxa"/>
+            <w:tcBorders>
+              <w:top w:val="single" w:sz="4" w:space="0" w:color="auto"/>
+              <w:left w:val="single" w:sz="4" w:space="0" w:color="auto"/>
+              <w:bottom w:val="single" w:sz="4" w:space="0" w:color="auto"/>
+              <w:right w:val="single" w:sz="4" w:space="0" w:color="auto"/>
+            </w:tcBorders>
+            <w:hideMark/>
+          </w:tcPr>
+          <w:p>
+            <w:pPr>
+              <w:rPr>
+                <w:b/>
+              </w:rPr>
+            </w:pPr>
+            <w:r>
+              <w:rPr>
+                <w:b/>
+              </w:rPr>
+              <w:t xml:space="preserve">Author: </w:t>
+            </w:r>
+          </w:p>
+          <w:p>
+            <w:pPr>
+              <w:rPr>
+                <w:bCs/>
+              </w:rPr>
+            </w:pPr>
+            <w:r>
+              <w:rPr>
+                <w:bCs/>
+              </w:rPr>
+              <w:t>Nic Quirk</w:t>
+            </w:r>
+          </w:p>
+        </w:tc>
+        <w:tc>
+          <w:tcPr>
+            <w:tcW w:w="2931" w:type="dxa"/>
+            <w:tcBorders>
+              <w:top w:val="single" w:sz="4" w:space="0" w:color="auto"/>
+              <w:left w:val="single" w:sz="4" w:space="0" w:color="auto"/>
+              <w:bottom w:val="single" w:sz="4" w:space="0" w:color="auto"/>
+              <w:right w:val="single" w:sz="4" w:space="0" w:color="auto"/>
+            </w:tcBorders>
+            <w:hideMark/>
+          </w:tcPr>
+          <w:p>
+            <w:pPr>
+              <w:rPr>
+                <w:bCs/>
+              </w:rPr>
+            </w:pPr>
+            <w:r>
+              <w:rPr>
+                <w:bCs/>
+              </w:rPr>
+              <w:t xml:space="preserve">Date: </w:t>
+            </w:r>
+            <w:r>
+              <w:rPr>
+                <w:bCs/>
+              </w:rPr>
+              <w:t>21/05</w:t>
+            </w:r>
+            <w:r>
+              <w:rPr>
+                <w:bCs/>
+              </w:rPr>
+              <w:t>/2025</w:t>
+            </w:r>
+          </w:p>
+          <w:p>
+            <w:r>
+              <w:rPr>
+                <w:bCs/>
+              </w:rPr>
+              <w:t>Start: 16:00</w:t>
+            </w:r>
+            <w:r>
+              <w:rPr>
+                <w:bCs/>
+              </w:rPr>
+              <w:br/>
+              <w:t>End: 18:00</w:t>
+            </w:r>
+          </w:p>
+        </w:tc>
+      </w:tr>
+      <w:tr>
+        <w:trPr>
+          <w:cantSplit/>
+        </w:trPr>
+        <w:tc>
+          <w:tcPr>
+            <w:tcW w:w="6414" w:type="dxa"/>
+            <w:gridSpan w:val="2"/>
+            <w:tcBorders>
+              <w:top w:val="single" w:sz="4" w:space="0" w:color="auto"/>
+              <w:left w:val="single" w:sz="4" w:space="0" w:color="auto"/>
+              <w:bottom w:val="single" w:sz="4" w:space="0" w:color="auto"/>
+              <w:right w:val="single" w:sz="4" w:space="0" w:color="auto"/>
+            </w:tcBorders>
+            <w:hideMark/>
+          </w:tcPr>
+          <w:p>
+            <w:r>
+              <w:rPr>
+                <w:b/>
+              </w:rPr>
+              <w:t xml:space="preserve">1. </w:t>
+            </w:r>
+            <w:r>
+              <w:rPr>
+                <w:b/>
+                <w:u w:val="single"/>
+              </w:rPr>
+              <w:t>Subject</w:t>
+            </w:r>
+            <w:r>
+              <w:rPr>
+                <w:b/>
+              </w:rPr>
+              <w:t xml:space="preserve">: </w:t>
+            </w:r>
+            <w:r>
+              <w:rPr>
+                <w:b/>
+              </w:rPr>
+              <w:t>Week 1</w:t>
+            </w:r>
+            <w:r>
+              <w:rPr>
+                <w:b/>
+              </w:rPr>
+              <w:t>2</w:t>
+            </w:r>
+            <w:r>
+              <w:rPr>
+                <w:b/>
+              </w:rPr>
+              <w:t xml:space="preserve"> Practical</w:t>
+            </w:r>
+          </w:p>
+        </w:tc>
+        <w:tc>
+          <w:tcPr>
+            <w:tcW w:w="2931" w:type="dxa"/>
+            <w:tcBorders>
+              <w:top w:val="single" w:sz="4" w:space="0" w:color="auto"/>
+              <w:left w:val="single" w:sz="4" w:space="0" w:color="auto"/>
+              <w:bottom w:val="single" w:sz="4" w:space="0" w:color="auto"/>
+              <w:right w:val="single" w:sz="4" w:space="0" w:color="auto"/>
+            </w:tcBorders>
+          </w:tcPr>
+          <w:p>
+            <w:pPr>
+              <w:rPr>
+                <w:b/>
+              </w:rPr>
+            </w:pPr>
+          </w:p>
+        </w:tc>
+      </w:tr>
+      <w:tr>
+        <w:trPr>
+          <w:cantSplit/>
+        </w:trPr>
+        <w:tc>
+          <w:tcPr>
+            <w:tcW w:w="9345" w:type="dxa"/>
+            <w:gridSpan w:val="3"/>
+            <w:tcBorders>
+              <w:top w:val="single" w:sz="4" w:space="0" w:color="auto"/>
+              <w:left w:val="single" w:sz="4" w:space="0" w:color="auto"/>
+              <w:bottom w:val="single" w:sz="4" w:space="0" w:color="auto"/>
+              <w:right w:val="single" w:sz="4" w:space="0" w:color="auto"/>
+            </w:tcBorders>
+            <w:hideMark/>
+          </w:tcPr>
+          <w:p>
+            <w:r>
+              <w:rPr>
+                <w:b/>
+              </w:rPr>
+              <w:t>2.</w:t>
+            </w:r>
+            <w:r>
+              <w:t xml:space="preserve"> </w:t>
+            </w:r>
+            <w:r>
+              <w:rPr>
+                <w:b/>
+                <w:u w:val="single"/>
+              </w:rPr>
+              <w:t xml:space="preserve">Agenda: </w:t>
+            </w:r>
+            <w:r>
+              <w:rPr>
+                <w:b/>
+              </w:rPr>
+              <w:t xml:space="preserve"> Progress check-in for checkpoint 3</w:t>
+            </w:r>
+          </w:p>
+        </w:tc>
+      </w:tr>
+      <w:tr>
+        <w:trPr>
+          <w:cantSplit/>
+        </w:trPr>
+        <w:tc>
+          <w:tcPr>
+            <w:tcW w:w="9345" w:type="dxa"/>
+            <w:gridSpan w:val="3"/>
+            <w:tcBorders>
+              <w:top w:val="single" w:sz="4" w:space="0" w:color="auto"/>
+              <w:left w:val="single" w:sz="4" w:space="0" w:color="auto"/>
+              <w:bottom w:val="single" w:sz="4" w:space="0" w:color="auto"/>
+              <w:right w:val="single" w:sz="4" w:space="0" w:color="auto"/>
+            </w:tcBorders>
+            <w:hideMark/>
+          </w:tcPr>
+          <w:p>
+            <w:pPr>
+              <w:rPr>
+                <w:b/>
+                <w:u w:val="single"/>
+              </w:rPr>
+            </w:pPr>
+            <w:r>
+              <w:rPr>
+                <w:b/>
+              </w:rPr>
+              <w:t>3.</w:t>
+            </w:r>
+            <w:r>
+              <w:t xml:space="preserve"> </w:t>
+            </w:r>
+            <w:r>
+              <w:rPr>
+                <w:b/>
+                <w:u w:val="single"/>
+              </w:rPr>
+              <w:t>Attendants:</w:t>
+            </w:r>
+          </w:p>
+          <w:p>
+            <w:pPr>
+              <w:rPr>
+                <w:bCs/>
+              </w:rPr>
+            </w:pPr>
+            <w:r>
+              <w:rPr>
+                <w:bCs/>
+              </w:rPr>
+              <w:t>Nicholas Quirk</w:t>
+            </w:r>
+            <w:r>
+              <w:rPr>
+                <w:bCs/>
+              </w:rPr>
+              <w:br/>
+              <w:t>Zane Hargreaves</w:t>
+            </w:r>
+            <w:r>
+              <w:rPr>
+                <w:bCs/>
+              </w:rPr>
+              <w:t xml:space="preserve"> </w:t>
+            </w:r>
+            <w:r>
+              <w:rPr>
+                <w:bCs/>
+              </w:rPr>
+              <w:br/>
+              <w:t>Sylas Woodall</w:t>
+            </w:r>
+          </w:p>
+        </w:tc>
+      </w:tr>
+    </w:tbl>
+    <w:tbl>
+      <w:tblPr>
+        <w:tblW w:w="9350" w:type="dxa"/>
+        <w:tblInd w:w="-5" w:type="dxa"/>
+        <w:tblBorders>
+          <w:top w:val="single" w:sz="4" w:space="0" w:color="auto"/>
+          <w:left w:val="single" w:sz="4" w:space="0" w:color="auto"/>
+          <w:bottom w:val="single" w:sz="4" w:space="0" w:color="auto"/>
+          <w:right w:val="single" w:sz="4" w:space="0" w:color="auto"/>
+          <w:insideH w:val="single" w:sz="4" w:space="0" w:color="auto"/>
+          <w:insideV w:val="single" w:sz="4" w:space="0" w:color="auto"/>
+        </w:tblBorders>
+        <w:tblLayout w:type="fixed"/>
+        <w:tblLook w:val="04A0" w:firstRow="1" w:lastRow="0" w:firstColumn="1" w:lastColumn="0" w:noHBand="0" w:noVBand="1"/>
+      </w:tblPr>
+      <w:tblGrid>
+        <w:gridCol w:w="6521"/>
+        <w:gridCol w:w="1525"/>
+        <w:gridCol w:w="1304"/>
+      </w:tblGrid>
+      <w:tr>
+        <w:trPr>
+          <w:cantSplit/>
+          <w:trHeight w:val="552"/>
+        </w:trPr>
+        <w:tc>
+          <w:tcPr>
+            <w:tcW w:w="6521" w:type="dxa"/>
+            <w:tcBorders>
+              <w:top w:val="single" w:sz="4" w:space="0" w:color="auto"/>
+              <w:left w:val="single" w:sz="4" w:space="0" w:color="auto"/>
+              <w:bottom w:val="single" w:sz="4" w:space="0" w:color="auto"/>
+              <w:right w:val="single" w:sz="4" w:space="0" w:color="auto"/>
+            </w:tcBorders>
+            <w:hideMark/>
+          </w:tcPr>
+          <w:p>
+            <w:pPr>
+              <w:rPr>
+                <w:u w:val="single"/>
+              </w:rPr>
+            </w:pPr>
+            <w:r>
+              <w:rPr>
+                <w:u w:val="single"/>
+              </w:rPr>
+              <w:t>Previous Items</w:t>
+            </w:r>
+          </w:p>
+        </w:tc>
+        <w:tc>
+          <w:tcPr>
+            <w:tcW w:w="1525" w:type="dxa"/>
+            <w:tcBorders>
+              <w:top w:val="single" w:sz="4" w:space="0" w:color="auto"/>
+              <w:left w:val="single" w:sz="4" w:space="0" w:color="auto"/>
+              <w:bottom w:val="single" w:sz="4" w:space="0" w:color="auto"/>
+              <w:right w:val="single" w:sz="4" w:space="0" w:color="auto"/>
+            </w:tcBorders>
+            <w:hideMark/>
+          </w:tcPr>
+          <w:p>
+            <w:pPr>
+              <w:jc w:val="center"/>
+            </w:pPr>
+            <w:r>
+              <w:t>Responsible Person(s)</w:t>
+            </w:r>
+          </w:p>
+        </w:tc>
+        <w:tc>
+          <w:tcPr>
+            <w:tcW w:w="1304" w:type="dxa"/>
+            <w:tcBorders>
+              <w:top w:val="single" w:sz="4" w:space="0" w:color="auto"/>
+              <w:left w:val="single" w:sz="4" w:space="0" w:color="auto"/>
+              <w:bottom w:val="single" w:sz="4" w:space="0" w:color="auto"/>
+              <w:right w:val="single" w:sz="4" w:space="0" w:color="auto"/>
+            </w:tcBorders>
+            <w:hideMark/>
+          </w:tcPr>
+          <w:p>
+            <w:pPr>
+              <w:jc w:val="center"/>
+            </w:pPr>
+            <w:r>
+              <w:t>Due Date</w:t>
+            </w:r>
+          </w:p>
+        </w:tc>
+      </w:tr>
+      <w:tr>
+        <w:trPr>
+          <w:cantSplit/>
+          <w:trHeight w:val="552"/>
+        </w:trPr>
+        <w:tc>
+          <w:tcPr>
+            <w:tcW w:w="6521" w:type="dxa"/>
+            <w:tcBorders>
+              <w:top w:val="single" w:sz="4" w:space="0" w:color="auto"/>
+              <w:left w:val="single" w:sz="4" w:space="0" w:color="auto"/>
+              <w:bottom w:val="single" w:sz="4" w:space="0" w:color="auto"/>
+              <w:right w:val="single" w:sz="4" w:space="0" w:color="auto"/>
+            </w:tcBorders>
+            <w:hideMark/>
+          </w:tcPr>
+          <w:p>
+            <w:r>
+              <w:t>Finalis</w:t>
+            </w:r>
+            <w:r>
+              <w:t>ed</w:t>
+            </w:r>
+            <w:r>
+              <w:t xml:space="preserve"> implementation of database connection </w:t>
+            </w:r>
+            <w:r>
+              <w:t xml:space="preserve">still </w:t>
+            </w:r>
+            <w:proofErr w:type="gramStart"/>
+            <w:r>
+              <w:t>need</w:t>
+            </w:r>
+            <w:proofErr w:type="gramEnd"/>
+            <w:r>
+              <w:t xml:space="preserve"> to implement</w:t>
+            </w:r>
+            <w:r>
+              <w:t xml:space="preserve"> account settings to get all features working</w:t>
+            </w:r>
+          </w:p>
+        </w:tc>
+        <w:tc>
+          <w:tcPr>
+            <w:tcW w:w="1525" w:type="dxa"/>
+            <w:tcBorders>
+              <w:top w:val="single" w:sz="4" w:space="0" w:color="auto"/>
+              <w:left w:val="single" w:sz="4" w:space="0" w:color="auto"/>
+              <w:bottom w:val="single" w:sz="4" w:space="0" w:color="auto"/>
+              <w:right w:val="single" w:sz="4" w:space="0" w:color="auto"/>
+            </w:tcBorders>
+            <w:hideMark/>
+          </w:tcPr>
+          <w:p>
+            <w:pPr>
+              <w:jc w:val="center"/>
+            </w:pPr>
+            <w:r>
+              <w:t>Zane</w:t>
+            </w:r>
+          </w:p>
+        </w:tc>
+        <w:tc>
+          <w:tcPr>
+            <w:tcW w:w="1304" w:type="dxa"/>
+            <w:tcBorders>
+              <w:top w:val="single" w:sz="4" w:space="0" w:color="auto"/>
+              <w:left w:val="single" w:sz="4" w:space="0" w:color="auto"/>
+              <w:bottom w:val="single" w:sz="4" w:space="0" w:color="auto"/>
+              <w:right w:val="single" w:sz="4" w:space="0" w:color="auto"/>
+            </w:tcBorders>
+            <w:hideMark/>
+          </w:tcPr>
+          <w:p>
+            <w:pPr>
+              <w:jc w:val="center"/>
+            </w:pPr>
+            <w:r>
+              <w:t>21/05</w:t>
+            </w:r>
+          </w:p>
+        </w:tc>
+      </w:tr>
+      <w:tr>
+        <w:trPr>
+          <w:cantSplit/>
+          <w:trHeight w:val="552"/>
+        </w:trPr>
+        <w:tc>
+          <w:tcPr>
+            <w:tcW w:w="6521" w:type="dxa"/>
+            <w:tcBorders>
+              <w:top w:val="single" w:sz="4" w:space="0" w:color="auto"/>
+              <w:left w:val="single" w:sz="4" w:space="0" w:color="auto"/>
+              <w:bottom w:val="single" w:sz="4" w:space="0" w:color="auto"/>
+              <w:right w:val="single" w:sz="4" w:space="0" w:color="auto"/>
+            </w:tcBorders>
+            <w:hideMark/>
+          </w:tcPr>
+          <w:p>
+            <w:r>
+              <w:t>Final UI Design</w:t>
+            </w:r>
+            <w:r>
+              <w:t xml:space="preserve"> – not started</w:t>
+            </w:r>
+          </w:p>
+        </w:tc>
+        <w:tc>
+          <w:tcPr>
+            <w:tcW w:w="1525" w:type="dxa"/>
+            <w:tcBorders>
+              <w:top w:val="single" w:sz="4" w:space="0" w:color="auto"/>
+              <w:left w:val="single" w:sz="4" w:space="0" w:color="auto"/>
+              <w:bottom w:val="single" w:sz="4" w:space="0" w:color="auto"/>
+              <w:right w:val="single" w:sz="4" w:space="0" w:color="auto"/>
+            </w:tcBorders>
+            <w:hideMark/>
+          </w:tcPr>
+          <w:p>
+            <w:pPr>
+              <w:jc w:val="center"/>
+            </w:pPr>
+            <w:r>
+              <w:t>AP</w:t>
+            </w:r>
+          </w:p>
+        </w:tc>
+        <w:tc>
+          <w:tcPr>
+            <w:tcW w:w="1304" w:type="dxa"/>
+            <w:tcBorders>
+              <w:top w:val="single" w:sz="4" w:space="0" w:color="auto"/>
+              <w:left w:val="single" w:sz="4" w:space="0" w:color="auto"/>
+              <w:bottom w:val="single" w:sz="4" w:space="0" w:color="auto"/>
+              <w:right w:val="single" w:sz="4" w:space="0" w:color="auto"/>
+            </w:tcBorders>
+            <w:hideMark/>
+          </w:tcPr>
+          <w:p>
+            <w:pPr>
+              <w:jc w:val="center"/>
+            </w:pPr>
+            <w:r>
+              <w:t>21/05</w:t>
+            </w:r>
+          </w:p>
+        </w:tc>
+      </w:tr>
+      <w:tr>
+        <w:trPr>
+          <w:cantSplit/>
+          <w:trHeight w:val="552"/>
+        </w:trPr>
+        <w:tc>
+          <w:tcPr>
+            <w:tcW w:w="6521" w:type="dxa"/>
+            <w:tcBorders>
+              <w:top w:val="single" w:sz="4" w:space="0" w:color="auto"/>
+              <w:left w:val="single" w:sz="4" w:space="0" w:color="auto"/>
+              <w:bottom w:val="single" w:sz="4" w:space="0" w:color="auto"/>
+              <w:right w:val="single" w:sz="4" w:space="0" w:color="auto"/>
+            </w:tcBorders>
+            <w:hideMark/>
+          </w:tcPr>
+          <w:p>
+            <w:r>
+              <w:t>AI quote implementation and new model</w:t>
+            </w:r>
+            <w:r>
+              <w:t xml:space="preserve"> - complete</w:t>
+            </w:r>
+          </w:p>
+        </w:tc>
+        <w:tc>
+          <w:tcPr>
+            <w:tcW w:w="1525" w:type="dxa"/>
+            <w:tcBorders>
+              <w:top w:val="single" w:sz="4" w:space="0" w:color="auto"/>
+              <w:left w:val="single" w:sz="4" w:space="0" w:color="auto"/>
+              <w:bottom w:val="single" w:sz="4" w:space="0" w:color="auto"/>
+              <w:right w:val="single" w:sz="4" w:space="0" w:color="auto"/>
+            </w:tcBorders>
+            <w:hideMark/>
+          </w:tcPr>
+          <w:p>
+            <w:pPr>
+              <w:jc w:val="center"/>
+            </w:pPr>
+            <w:r>
+              <w:t>Sylas</w:t>
+            </w:r>
+          </w:p>
+        </w:tc>
+        <w:tc>
+          <w:tcPr>
+            <w:tcW w:w="1304" w:type="dxa"/>
+            <w:tcBorders>
+              <w:top w:val="single" w:sz="4" w:space="0" w:color="auto"/>
+              <w:left w:val="single" w:sz="4" w:space="0" w:color="auto"/>
+              <w:bottom w:val="single" w:sz="4" w:space="0" w:color="auto"/>
+              <w:right w:val="single" w:sz="4" w:space="0" w:color="auto"/>
+            </w:tcBorders>
+            <w:hideMark/>
+          </w:tcPr>
+          <w:p>
+            <w:pPr>
+              <w:jc w:val="center"/>
+            </w:pPr>
+            <w:r>
+              <w:t>21/05</w:t>
+            </w:r>
+          </w:p>
+        </w:tc>
+      </w:tr>
+      <w:tr>
+        <w:trPr>
+          <w:cantSplit/>
+          <w:trHeight w:val="552"/>
+        </w:trPr>
+        <w:tc>
+          <w:tcPr>
+            <w:tcW w:w="6521" w:type="dxa"/>
+            <w:tcBorders>
+              <w:top w:val="single" w:sz="4" w:space="0" w:color="auto"/>
+              <w:left w:val="single" w:sz="4" w:space="0" w:color="auto"/>
+              <w:bottom w:val="single" w:sz="4" w:space="0" w:color="auto"/>
+              <w:right w:val="single" w:sz="4" w:space="0" w:color="auto"/>
+            </w:tcBorders>
+            <w:hideMark/>
+          </w:tcPr>
+          <w:p>
+            <w:r>
+              <w:t>Start slides and preparation for presentation + vid</w:t>
+            </w:r>
+            <w:r>
+              <w:t xml:space="preserve"> - complete</w:t>
+            </w:r>
+          </w:p>
+        </w:tc>
+        <w:tc>
+          <w:tcPr>
+            <w:tcW w:w="1525" w:type="dxa"/>
+            <w:tcBorders>
+              <w:top w:val="single" w:sz="4" w:space="0" w:color="auto"/>
+              <w:left w:val="single" w:sz="4" w:space="0" w:color="auto"/>
+              <w:bottom w:val="single" w:sz="4" w:space="0" w:color="auto"/>
+              <w:right w:val="single" w:sz="4" w:space="0" w:color="auto"/>
+            </w:tcBorders>
+            <w:hideMark/>
+          </w:tcPr>
+          <w:p>
+            <w:pPr>
+              <w:jc w:val="center"/>
+            </w:pPr>
+            <w:r>
+              <w:t>Nic</w:t>
+            </w:r>
+          </w:p>
+        </w:tc>
+        <w:tc>
+          <w:tcPr>
+            <w:tcW w:w="1304" w:type="dxa"/>
+            <w:tcBorders>
+              <w:top w:val="single" w:sz="4" w:space="0" w:color="auto"/>
+              <w:left w:val="single" w:sz="4" w:space="0" w:color="auto"/>
+              <w:bottom w:val="single" w:sz="4" w:space="0" w:color="auto"/>
+              <w:right w:val="single" w:sz="4" w:space="0" w:color="auto"/>
+            </w:tcBorders>
+            <w:hideMark/>
+          </w:tcPr>
+          <w:p>
+            <w:pPr>
+              <w:jc w:val="center"/>
+            </w:pPr>
+            <w:r>
+              <w:t>21/05</w:t>
+            </w:r>
+          </w:p>
+        </w:tc>
+      </w:tr>
+      <w:tr>
+        <w:trPr>
+          <w:cantSplit/>
+          <w:trHeight w:val="552"/>
+        </w:trPr>
+        <w:tc>
+          <w:tcPr>
+            <w:tcW w:w="6521" w:type="dxa"/>
+            <w:tcBorders>
+              <w:top w:val="single" w:sz="4" w:space="0" w:color="auto"/>
+              <w:left w:val="single" w:sz="4" w:space="0" w:color="auto"/>
+              <w:bottom w:val="single" w:sz="4" w:space="0" w:color="auto"/>
+              <w:right w:val="single" w:sz="4" w:space="0" w:color="auto"/>
+            </w:tcBorders>
+            <w:hideMark/>
+          </w:tcPr>
+          <w:p>
+            <w:r>
+              <w:t>Touch-up coding - add/modify any functionality to flesh out implementation + add full java code comments</w:t>
+            </w:r>
+            <w:r>
+              <w:t xml:space="preserve"> - started</w:t>
+            </w:r>
+          </w:p>
+        </w:tc>
+        <w:tc>
+          <w:tcPr>
+            <w:tcW w:w="1525" w:type="dxa"/>
+            <w:tcBorders>
+              <w:top w:val="single" w:sz="4" w:space="0" w:color="auto"/>
+              <w:left w:val="single" w:sz="4" w:space="0" w:color="auto"/>
+              <w:bottom w:val="single" w:sz="4" w:space="0" w:color="auto"/>
+              <w:right w:val="single" w:sz="4" w:space="0" w:color="auto"/>
+            </w:tcBorders>
+            <w:hideMark/>
+          </w:tcPr>
+          <w:p>
+            <w:pPr>
+              <w:jc w:val="center"/>
+            </w:pPr>
+            <w:r>
+              <w:t>Jayden</w:t>
+            </w:r>
+          </w:p>
+        </w:tc>
+        <w:tc>
+          <w:tcPr>
+            <w:tcW w:w="1304" w:type="dxa"/>
+            <w:tcBorders>
+              <w:top w:val="single" w:sz="4" w:space="0" w:color="auto"/>
+              <w:left w:val="single" w:sz="4" w:space="0" w:color="auto"/>
+              <w:bottom w:val="single" w:sz="4" w:space="0" w:color="auto"/>
+              <w:right w:val="single" w:sz="4" w:space="0" w:color="auto"/>
+            </w:tcBorders>
+            <w:hideMark/>
+          </w:tcPr>
+          <w:p>
+            <w:pPr>
+              <w:jc w:val="center"/>
+            </w:pPr>
+            <w:r>
+              <w:t>21/05</w:t>
+            </w:r>
+          </w:p>
+        </w:tc>
+      </w:tr>
+    </w:tbl>
+    <w:p>
+      <w:pPr>
+        <w:rPr>
+          <w:b/>
+        </w:rPr>
+      </w:pPr>
+    </w:p>
+    <w:tbl>
+      <w:tblPr>
+        <w:tblW w:w="9345" w:type="dxa"/>
+        <w:tblBorders>
+          <w:top w:val="single" w:sz="4" w:space="0" w:color="auto"/>
+          <w:left w:val="single" w:sz="4" w:space="0" w:color="auto"/>
+          <w:bottom w:val="single" w:sz="4" w:space="0" w:color="auto"/>
+          <w:right w:val="single" w:sz="4" w:space="0" w:color="auto"/>
+          <w:insideH w:val="single" w:sz="4" w:space="0" w:color="auto"/>
+          <w:insideV w:val="single" w:sz="4" w:space="0" w:color="auto"/>
+        </w:tblBorders>
+        <w:tblLayout w:type="fixed"/>
+        <w:tblLook w:val="04A0" w:firstRow="1" w:lastRow="0" w:firstColumn="1" w:lastColumn="0" w:noHBand="0" w:noVBand="1"/>
+      </w:tblPr>
+      <w:tblGrid>
+        <w:gridCol w:w="6370"/>
+        <w:gridCol w:w="1671"/>
+        <w:gridCol w:w="1304"/>
+      </w:tblGrid>
+      <w:tr>
+        <w:trPr>
+          <w:cantSplit/>
+          <w:trHeight w:val="552"/>
+        </w:trPr>
+        <w:tc>
+          <w:tcPr>
+            <w:tcW w:w="6370" w:type="dxa"/>
+            <w:tcBorders>
+              <w:top w:val="single" w:sz="4" w:space="0" w:color="auto"/>
+              <w:left w:val="single" w:sz="4" w:space="0" w:color="auto"/>
+              <w:bottom w:val="single" w:sz="4" w:space="0" w:color="auto"/>
+              <w:right w:val="single" w:sz="4" w:space="0" w:color="auto"/>
+            </w:tcBorders>
+            <w:hideMark/>
+          </w:tcPr>
+          <w:p>
+            <w:pPr>
+              <w:rPr>
+                <w:u w:val="single"/>
+              </w:rPr>
+            </w:pPr>
+            <w:r>
+              <w:rPr>
+                <w:u w:val="single"/>
+              </w:rPr>
+              <w:t>New Items</w:t>
+            </w:r>
+          </w:p>
+        </w:tc>
+        <w:tc>
+          <w:tcPr>
+            <w:tcW w:w="1671" w:type="dxa"/>
+            <w:tcBorders>
+              <w:top w:val="single" w:sz="4" w:space="0" w:color="auto"/>
+              <w:left w:val="single" w:sz="4" w:space="0" w:color="auto"/>
+              <w:bottom w:val="single" w:sz="4" w:space="0" w:color="auto"/>
+              <w:right w:val="single" w:sz="4" w:space="0" w:color="auto"/>
+            </w:tcBorders>
+            <w:hideMark/>
+          </w:tcPr>
+          <w:p>
+            <w:pPr>
+              <w:jc w:val="center"/>
+            </w:pPr>
+            <w:r>
+              <w:t>Responsible Person(s)</w:t>
+            </w:r>
+          </w:p>
+        </w:tc>
+        <w:tc>
+          <w:tcPr>
+            <w:tcW w:w="1304" w:type="dxa"/>
+            <w:tcBorders>
+              <w:top w:val="single" w:sz="4" w:space="0" w:color="auto"/>
+              <w:left w:val="single" w:sz="4" w:space="0" w:color="auto"/>
+              <w:bottom w:val="single" w:sz="4" w:space="0" w:color="auto"/>
+              <w:right w:val="single" w:sz="4" w:space="0" w:color="auto"/>
+            </w:tcBorders>
+            <w:hideMark/>
+          </w:tcPr>
+          <w:p>
+            <w:pPr>
+              <w:jc w:val="center"/>
+            </w:pPr>
+            <w:r>
+              <w:t>Due Date</w:t>
+            </w:r>
+          </w:p>
+        </w:tc>
+      </w:tr>
+      <w:tr>
+        <w:trPr>
+          <w:cantSplit/>
+          <w:trHeight w:val="552"/>
+        </w:trPr>
+        <w:tc>
+          <w:tcPr>
+            <w:tcW w:w="6370" w:type="dxa"/>
+            <w:tcBorders>
+              <w:top w:val="single" w:sz="4" w:space="0" w:color="auto"/>
+              <w:left w:val="single" w:sz="4" w:space="0" w:color="auto"/>
+              <w:bottom w:val="single" w:sz="4" w:space="0" w:color="auto"/>
+              <w:right w:val="single" w:sz="4" w:space="0" w:color="auto"/>
+            </w:tcBorders>
+          </w:tcPr>
+          <w:p>
+            <w:r>
+              <w:t>Final UI</w:t>
+            </w:r>
+          </w:p>
+        </w:tc>
+        <w:tc>
+          <w:tcPr>
+            <w:tcW w:w="1671" w:type="dxa"/>
+            <w:tcBorders>
+              <w:top w:val="single" w:sz="4" w:space="0" w:color="auto"/>
+              <w:left w:val="single" w:sz="4" w:space="0" w:color="auto"/>
+              <w:bottom w:val="single" w:sz="4" w:space="0" w:color="auto"/>
+              <w:right w:val="single" w:sz="4" w:space="0" w:color="auto"/>
+            </w:tcBorders>
+          </w:tcPr>
+          <w:p>
+            <w:pPr>
+              <w:jc w:val="center"/>
+            </w:pPr>
+            <w:r>
+              <w:t>AP</w:t>
+            </w:r>
+          </w:p>
+        </w:tc>
+        <w:tc>
+          <w:tcPr>
+            <w:tcW w:w="1304" w:type="dxa"/>
+            <w:tcBorders>
+              <w:top w:val="single" w:sz="4" w:space="0" w:color="auto"/>
+              <w:left w:val="single" w:sz="4" w:space="0" w:color="auto"/>
+              <w:bottom w:val="single" w:sz="4" w:space="0" w:color="auto"/>
+              <w:right w:val="single" w:sz="4" w:space="0" w:color="auto"/>
+            </w:tcBorders>
+          </w:tcPr>
+          <w:p>
+            <w:pPr>
+              <w:jc w:val="center"/>
+            </w:pPr>
+            <w:r>
+              <w:t>22/05</w:t>
+            </w:r>
+          </w:p>
+        </w:tc>
+      </w:tr>
+      <w:tr>
+        <w:trPr>
+          <w:cantSplit/>
+          <w:trHeight w:val="552"/>
+        </w:trPr>
+        <w:tc>
+          <w:tcPr>
+            <w:tcW w:w="6370" w:type="dxa"/>
+            <w:tcBorders>
+              <w:top w:val="single" w:sz="4" w:space="0" w:color="auto"/>
+              <w:left w:val="single" w:sz="4" w:space="0" w:color="auto"/>
+              <w:bottom w:val="single" w:sz="4" w:space="0" w:color="auto"/>
+              <w:right w:val="single" w:sz="4" w:space="0" w:color="auto"/>
+            </w:tcBorders>
+          </w:tcPr>
+          <w:p>
+            <w:r>
+              <w:t>M</w:t>
+            </w:r>
+            <w:r>
+              <w:t xml:space="preserve">odify </w:t>
+            </w:r>
+            <w:r>
+              <w:t>AI functionality to popup when</w:t>
+            </w:r>
+            <w:r>
+              <w:t xml:space="preserve"> start study mode</w:t>
+            </w:r>
+          </w:p>
+        </w:tc>
+        <w:tc>
+          <w:tcPr>
+            <w:tcW w:w="1671" w:type="dxa"/>
+            <w:tcBorders>
+              <w:top w:val="single" w:sz="4" w:space="0" w:color="auto"/>
+              <w:left w:val="single" w:sz="4" w:space="0" w:color="auto"/>
+              <w:bottom w:val="single" w:sz="4" w:space="0" w:color="auto"/>
+              <w:right w:val="single" w:sz="4" w:space="0" w:color="auto"/>
+            </w:tcBorders>
+          </w:tcPr>
+          <w:p>
+            <w:pPr>
+              <w:jc w:val="center"/>
+            </w:pPr>
+            <w:r>
+              <w:t>Sylas</w:t>
+            </w:r>
+          </w:p>
+        </w:tc>
+        <w:tc>
+          <w:tcPr>
+            <w:tcW w:w="1304" w:type="dxa"/>
+            <w:tcBorders>
+              <w:top w:val="single" w:sz="4" w:space="0" w:color="auto"/>
+              <w:left w:val="single" w:sz="4" w:space="0" w:color="auto"/>
+              <w:bottom w:val="single" w:sz="4" w:space="0" w:color="auto"/>
+              <w:right w:val="single" w:sz="4" w:space="0" w:color="auto"/>
+            </w:tcBorders>
+          </w:tcPr>
+          <w:p>
+            <w:pPr>
+              <w:jc w:val="center"/>
+            </w:pPr>
+            <w:r>
+              <w:t>28/05</w:t>
+            </w:r>
+          </w:p>
+        </w:tc>
+      </w:tr>
+      <w:tr>
+        <w:trPr>
+          <w:cantSplit/>
+          <w:trHeight w:val="552"/>
+        </w:trPr>
+        <w:tc>
+          <w:tcPr>
+            <w:tcW w:w="6370" w:type="dxa"/>
+            <w:tcBorders>
+              <w:top w:val="single" w:sz="4" w:space="0" w:color="auto"/>
+              <w:left w:val="single" w:sz="4" w:space="0" w:color="auto"/>
+              <w:bottom w:val="single" w:sz="4" w:space="0" w:color="auto"/>
+              <w:right w:val="single" w:sz="4" w:space="0" w:color="auto"/>
+            </w:tcBorders>
+          </w:tcPr>
+          <w:p>
+            <w:r>
+              <w:t xml:space="preserve">Fix UI if no </w:t>
+            </w:r>
+            <w:r>
+              <w:t>communication from AP</w:t>
+            </w:r>
+          </w:p>
+        </w:tc>
+        <w:tc>
+          <w:tcPr>
+            <w:tcW w:w="1671" w:type="dxa"/>
+            <w:tcBorders>
+              <w:top w:val="single" w:sz="4" w:space="0" w:color="auto"/>
+              <w:left w:val="single" w:sz="4" w:space="0" w:color="auto"/>
+              <w:bottom w:val="single" w:sz="4" w:space="0" w:color="auto"/>
+              <w:right w:val="single" w:sz="4" w:space="0" w:color="auto"/>
+            </w:tcBorders>
+          </w:tcPr>
+          <w:p>
+            <w:pPr>
+              <w:jc w:val="center"/>
+            </w:pPr>
+            <w:r>
+              <w:t>Sylas</w:t>
+            </w:r>
+          </w:p>
+        </w:tc>
+        <w:tc>
+          <w:tcPr>
+            <w:tcW w:w="1304" w:type="dxa"/>
+            <w:tcBorders>
+              <w:top w:val="single" w:sz="4" w:space="0" w:color="auto"/>
+              <w:left w:val="single" w:sz="4" w:space="0" w:color="auto"/>
+              <w:bottom w:val="single" w:sz="4" w:space="0" w:color="auto"/>
+              <w:right w:val="single" w:sz="4" w:space="0" w:color="auto"/>
+            </w:tcBorders>
+          </w:tcPr>
+          <w:p>
+            <w:pPr>
+              <w:jc w:val="center"/>
+            </w:pPr>
+            <w:r>
+              <w:t>28/05</w:t>
+            </w:r>
+          </w:p>
+        </w:tc>
+      </w:tr>
+      <w:tr>
+        <w:trPr>
+          <w:cantSplit/>
+          <w:trHeight w:val="552"/>
+        </w:trPr>
+        <w:tc>
+          <w:tcPr>
+            <w:tcW w:w="6370" w:type="dxa"/>
+            <w:tcBorders>
+              <w:top w:val="single" w:sz="4" w:space="0" w:color="auto"/>
+              <w:left w:val="single" w:sz="4" w:space="0" w:color="auto"/>
+              <w:bottom w:val="single" w:sz="4" w:space="0" w:color="auto"/>
+              <w:right w:val="single" w:sz="4" w:space="0" w:color="auto"/>
+            </w:tcBorders>
+          </w:tcPr>
+          <w:p>
+            <w:r>
+              <w:lastRenderedPageBreak/>
+              <w:t xml:space="preserve">Modify project structure </w:t>
+            </w:r>
+            <w:r>
+              <w:t>to include packages and remove old files</w:t>
+            </w:r>
+          </w:p>
+        </w:tc>
+        <w:tc>
+          <w:tcPr>
+            <w:tcW w:w="1671" w:type="dxa"/>
+            <w:tcBorders>
+              <w:top w:val="single" w:sz="4" w:space="0" w:color="auto"/>
+              <w:left w:val="single" w:sz="4" w:space="0" w:color="auto"/>
+              <w:bottom w:val="single" w:sz="4" w:space="0" w:color="auto"/>
+              <w:right w:val="single" w:sz="4" w:space="0" w:color="auto"/>
+            </w:tcBorders>
+          </w:tcPr>
+          <w:p>
+            <w:pPr>
+              <w:jc w:val="center"/>
+            </w:pPr>
+            <w:r>
+              <w:t>Sylas</w:t>
+            </w:r>
+          </w:p>
+        </w:tc>
+        <w:tc>
+          <w:tcPr>
+            <w:tcW w:w="1304" w:type="dxa"/>
+            <w:tcBorders>
+              <w:top w:val="single" w:sz="4" w:space="0" w:color="auto"/>
+              <w:left w:val="single" w:sz="4" w:space="0" w:color="auto"/>
+              <w:bottom w:val="single" w:sz="4" w:space="0" w:color="auto"/>
+              <w:right w:val="single" w:sz="4" w:space="0" w:color="auto"/>
+            </w:tcBorders>
+          </w:tcPr>
+          <w:p>
+            <w:pPr>
+              <w:jc w:val="center"/>
+            </w:pPr>
+            <w:r>
+              <w:t>28/05</w:t>
+            </w:r>
+          </w:p>
+        </w:tc>
+      </w:tr>
+      <w:tr>
+        <w:trPr>
+          <w:cantSplit/>
+          <w:trHeight w:val="552"/>
+        </w:trPr>
+        <w:tc>
+          <w:tcPr>
+            <w:tcW w:w="6370" w:type="dxa"/>
+            <w:tcBorders>
+              <w:top w:val="single" w:sz="4" w:space="0" w:color="auto"/>
+              <w:left w:val="single" w:sz="4" w:space="0" w:color="auto"/>
+              <w:bottom w:val="single" w:sz="4" w:space="0" w:color="auto"/>
+              <w:right w:val="single" w:sz="4" w:space="0" w:color="auto"/>
+            </w:tcBorders>
+          </w:tcPr>
+          <w:p>
+            <w:r>
+              <w:t xml:space="preserve">Continue work on </w:t>
+            </w:r>
+            <w:r>
+              <w:t>account settings to implement full functionality</w:t>
+            </w:r>
+          </w:p>
+        </w:tc>
+        <w:tc>
+          <w:tcPr>
+            <w:tcW w:w="1671" w:type="dxa"/>
+            <w:tcBorders>
+              <w:top w:val="single" w:sz="4" w:space="0" w:color="auto"/>
+              <w:left w:val="single" w:sz="4" w:space="0" w:color="auto"/>
+              <w:bottom w:val="single" w:sz="4" w:space="0" w:color="auto"/>
+              <w:right w:val="single" w:sz="4" w:space="0" w:color="auto"/>
+            </w:tcBorders>
+          </w:tcPr>
+          <w:p>
+            <w:pPr>
+              <w:jc w:val="center"/>
+            </w:pPr>
+            <w:r>
+              <w:t>Zane</w:t>
+            </w:r>
+          </w:p>
+        </w:tc>
+        <w:tc>
+          <w:tcPr>
+            <w:tcW w:w="1304" w:type="dxa"/>
+            <w:tcBorders>
+              <w:top w:val="single" w:sz="4" w:space="0" w:color="auto"/>
+              <w:left w:val="single" w:sz="4" w:space="0" w:color="auto"/>
+              <w:bottom w:val="single" w:sz="4" w:space="0" w:color="auto"/>
+              <w:right w:val="single" w:sz="4" w:space="0" w:color="auto"/>
+            </w:tcBorders>
+          </w:tcPr>
+          <w:p>
+            <w:pPr>
+              <w:jc w:val="center"/>
+            </w:pPr>
+            <w:r>
+              <w:t>28/05</w:t>
+            </w:r>
+          </w:p>
+        </w:tc>
+      </w:tr>
+      <w:tr>
+        <w:trPr>
+          <w:cantSplit/>
+          <w:trHeight w:val="552"/>
+        </w:trPr>
+        <w:tc>
+          <w:tcPr>
+            <w:tcW w:w="6370" w:type="dxa"/>
+            <w:tcBorders>
+              <w:top w:val="single" w:sz="4" w:space="0" w:color="auto"/>
+              <w:left w:val="single" w:sz="4" w:space="0" w:color="auto"/>
+              <w:bottom w:val="single" w:sz="4" w:space="0" w:color="auto"/>
+              <w:right w:val="single" w:sz="4" w:space="0" w:color="auto"/>
+            </w:tcBorders>
+          </w:tcPr>
+          <w:p>
+            <w:r>
+              <w:t xml:space="preserve">Modify and update </w:t>
+            </w:r>
+            <w:r>
+              <w:t xml:space="preserve">presentation </w:t>
+            </w:r>
+            <w:r>
+              <w:t xml:space="preserve">and video </w:t>
+            </w:r>
+            <w:r>
+              <w:t xml:space="preserve">structure according to feedback + complete </w:t>
+            </w:r>
+            <w:r>
+              <w:t>vid</w:t>
+            </w:r>
+          </w:p>
+        </w:tc>
+        <w:tc>
+          <w:tcPr>
+            <w:tcW w:w="1671" w:type="dxa"/>
+            <w:tcBorders>
+              <w:top w:val="single" w:sz="4" w:space="0" w:color="auto"/>
+              <w:left w:val="single" w:sz="4" w:space="0" w:color="auto"/>
+              <w:bottom w:val="single" w:sz="4" w:space="0" w:color="auto"/>
+              <w:right w:val="single" w:sz="4" w:space="0" w:color="auto"/>
+            </w:tcBorders>
+          </w:tcPr>
+          <w:p>
+            <w:pPr>
+              <w:jc w:val="center"/>
+            </w:pPr>
+            <w:r>
+              <w:t>Nic</w:t>
+            </w:r>
+          </w:p>
+        </w:tc>
+        <w:tc>
+          <w:tcPr>
+            <w:tcW w:w="1304" w:type="dxa"/>
+            <w:tcBorders>
+              <w:top w:val="single" w:sz="4" w:space="0" w:color="auto"/>
+              <w:left w:val="single" w:sz="4" w:space="0" w:color="auto"/>
+              <w:bottom w:val="single" w:sz="4" w:space="0" w:color="auto"/>
+              <w:right w:val="single" w:sz="4" w:space="0" w:color="auto"/>
+            </w:tcBorders>
+          </w:tcPr>
+          <w:p>
+            <w:pPr>
+              <w:jc w:val="center"/>
+            </w:pPr>
+            <w:r>
+              <w:t>28/05</w:t>
+            </w:r>
+          </w:p>
+        </w:tc>
+      </w:tr>
+      <w:tr>
+        <w:trPr>
+          <w:cantSplit/>
+          <w:trHeight w:val="552"/>
+        </w:trPr>
+        <w:tc>
+          <w:tcPr>
+            <w:tcW w:w="6370" w:type="dxa"/>
+            <w:tcBorders>
+              <w:top w:val="single" w:sz="4" w:space="0" w:color="auto"/>
+              <w:left w:val="single" w:sz="4" w:space="0" w:color="auto"/>
+              <w:bottom w:val="single" w:sz="4" w:space="0" w:color="auto"/>
+              <w:right w:val="single" w:sz="4" w:space="0" w:color="auto"/>
+            </w:tcBorders>
+          </w:tcPr>
+          <w:p>
+            <w:r>
+              <w:t>Complete</w:t>
+            </w:r>
+            <w:r>
+              <w:t xml:space="preserve"> touch up coding</w:t>
+            </w:r>
+          </w:p>
+        </w:tc>
+        <w:tc>
+          <w:tcPr>
+            <w:tcW w:w="1671" w:type="dxa"/>
+            <w:tcBorders>
+              <w:top w:val="single" w:sz="4" w:space="0" w:color="auto"/>
+              <w:left w:val="single" w:sz="4" w:space="0" w:color="auto"/>
+              <w:bottom w:val="single" w:sz="4" w:space="0" w:color="auto"/>
+              <w:right w:val="single" w:sz="4" w:space="0" w:color="auto"/>
+            </w:tcBorders>
+          </w:tcPr>
+          <w:p>
+            <w:pPr>
+              <w:jc w:val="center"/>
+            </w:pPr>
+            <w:r>
+              <w:t>Jayden</w:t>
+            </w:r>
+          </w:p>
+        </w:tc>
+        <w:tc>
+          <w:tcPr>
+            <w:tcW w:w="1304" w:type="dxa"/>
+            <w:tcBorders>
+              <w:top w:val="single" w:sz="4" w:space="0" w:color="auto"/>
+              <w:left w:val="single" w:sz="4" w:space="0" w:color="auto"/>
+              <w:bottom w:val="single" w:sz="4" w:space="0" w:color="auto"/>
+              <w:right w:val="single" w:sz="4" w:space="0" w:color="auto"/>
+            </w:tcBorders>
+          </w:tcPr>
+          <w:p>
+            <w:pPr>
+              <w:jc w:val="center"/>
+            </w:pPr>
+            <w:r>
+              <w:t>28/05</w:t>
+            </w:r>
+          </w:p>
+        </w:tc>
+      </w:tr>
+      <w:tr>
+        <w:trPr>
+          <w:cantSplit/>
+          <w:trHeight w:val="552"/>
+        </w:trPr>
+        <w:tc>
+          <w:tcPr>
+            <w:tcW w:w="6370" w:type="dxa"/>
+            <w:tcBorders>
+              <w:top w:val="single" w:sz="4" w:space="0" w:color="auto"/>
+              <w:left w:val="single" w:sz="4" w:space="0" w:color="auto"/>
+              <w:bottom w:val="single" w:sz="4" w:space="0" w:color="auto"/>
+              <w:right w:val="single" w:sz="4" w:space="0" w:color="auto"/>
+            </w:tcBorders>
+          </w:tcPr>
+          <w:p>
+            <w:r>
+              <w:t>Video demonstration of video progress</w:t>
+            </w:r>
+          </w:p>
+        </w:tc>
+        <w:tc>
+          <w:tcPr>
+            <w:tcW w:w="1671" w:type="dxa"/>
+            <w:tcBorders>
+              <w:top w:val="single" w:sz="4" w:space="0" w:color="auto"/>
+              <w:left w:val="single" w:sz="4" w:space="0" w:color="auto"/>
+              <w:bottom w:val="single" w:sz="4" w:space="0" w:color="auto"/>
+              <w:right w:val="single" w:sz="4" w:space="0" w:color="auto"/>
+            </w:tcBorders>
+          </w:tcPr>
+          <w:p>
+            <w:pPr>
+              <w:jc w:val="center"/>
+            </w:pPr>
+            <w:r>
+              <w:t>All Members</w:t>
+            </w:r>
+          </w:p>
+        </w:tc>
+        <w:tc>
+          <w:tcPr>
+            <w:tcW w:w="1304" w:type="dxa"/>
+            <w:tcBorders>
+              <w:top w:val="single" w:sz="4" w:space="0" w:color="auto"/>
+              <w:left w:val="single" w:sz="4" w:space="0" w:color="auto"/>
+              <w:bottom w:val="single" w:sz="4" w:space="0" w:color="auto"/>
+              <w:right w:val="single" w:sz="4" w:space="0" w:color="auto"/>
+            </w:tcBorders>
+          </w:tcPr>
+          <w:p>
+            <w:pPr>
+              <w:jc w:val="center"/>
+            </w:pPr>
+            <w:r>
+              <w:t>28/05</w:t>
+            </w:r>
+          </w:p>
+        </w:tc>
+      </w:tr>
+    </w:tbl>
+    <w:p/>
+    <w:tbl>
+      <w:tblPr>
+        <w:tblpPr w:leftFromText="180" w:rightFromText="180" w:bottomFromText="160" w:vertAnchor="text" w:tblpY="91"/>
+        <w:tblW w:w="9345" w:type="dxa"/>
+        <w:tblBorders>
+          <w:top w:val="single" w:sz="4" w:space="0" w:color="auto"/>
+          <w:left w:val="single" w:sz="4" w:space="0" w:color="auto"/>
+          <w:bottom w:val="single" w:sz="4" w:space="0" w:color="auto"/>
+          <w:right w:val="single" w:sz="4" w:space="0" w:color="auto"/>
+          <w:insideH w:val="single" w:sz="4" w:space="0" w:color="auto"/>
+          <w:insideV w:val="single" w:sz="4" w:space="0" w:color="auto"/>
+        </w:tblBorders>
+        <w:tblLayout w:type="fixed"/>
+        <w:tblLook w:val="04A0" w:firstRow="1" w:lastRow="0" w:firstColumn="1" w:lastColumn="0" w:noHBand="0" w:noVBand="1"/>
+      </w:tblPr>
+      <w:tblGrid>
+        <w:gridCol w:w="1986"/>
+        <w:gridCol w:w="4428"/>
+        <w:gridCol w:w="2931"/>
+      </w:tblGrid>
+      <w:tr>
+        <w:trPr>
+          <w:cantSplit/>
+        </w:trPr>
+        <w:tc>
+          <w:tcPr>
+            <w:tcW w:w="9345" w:type="dxa"/>
+            <w:gridSpan w:val="3"/>
+            <w:tcBorders>
+              <w:top w:val="single" w:sz="4" w:space="0" w:color="auto"/>
+              <w:left w:val="single" w:sz="4" w:space="0" w:color="auto"/>
+              <w:bottom w:val="single" w:sz="4" w:space="0" w:color="auto"/>
+              <w:right w:val="single" w:sz="4" w:space="0" w:color="auto"/>
+            </w:tcBorders>
+          </w:tcPr>
+          <w:p>
+            <w:pPr>
+              <w:jc w:val="center"/>
+              <w:rPr>
+                <w:b/>
+                <w:bCs/>
+                <w:sz w:val="32"/>
+                <w:szCs w:val="32"/>
+              </w:rPr>
+            </w:pPr>
+            <w:r>
+              <w:rPr>
+                <w:b/>
+                <w:bCs/>
+                <w:sz w:val="32"/>
+                <w:szCs w:val="32"/>
+              </w:rPr>
+              <w:t xml:space="preserve">Meeting </w:t>
+            </w:r>
+            <w:r>
+              <w:rPr>
+                <w:b/>
+                <w:bCs/>
+                <w:sz w:val="32"/>
+                <w:szCs w:val="32"/>
+              </w:rPr>
+              <w:t>10</w:t>
+            </w:r>
+          </w:p>
+        </w:tc>
+      </w:tr>
+      <w:tr>
+        <w:trPr>
+          <w:cantSplit/>
+          <w:trHeight w:val="1253"/>
+        </w:trPr>
+        <w:tc>
+          <w:tcPr>
+            <w:tcW w:w="1986" w:type="dxa"/>
+            <w:tcBorders>
+              <w:top w:val="single" w:sz="4" w:space="0" w:color="auto"/>
+              <w:left w:val="single" w:sz="4" w:space="0" w:color="auto"/>
+              <w:bottom w:val="single" w:sz="4" w:space="0" w:color="auto"/>
+              <w:right w:val="single" w:sz="4" w:space="0" w:color="auto"/>
+            </w:tcBorders>
+            <w:hideMark/>
+          </w:tcPr>
+          <w:p>
+            <w:pPr>
+              <w:rPr>
+                <w:b/>
+              </w:rPr>
+            </w:pPr>
+            <w:r>
+              <w:rPr>
+                <w:b/>
+              </w:rPr>
+              <w:t xml:space="preserve">Place: </w:t>
+            </w:r>
+          </w:p>
+          <w:p>
+            <w:pPr>
+              <w:rPr>
+                <w:bCs/>
+              </w:rPr>
+            </w:pPr>
+            <w:r>
+              <w:rPr>
+                <w:bCs/>
+              </w:rPr>
+              <w:t>QUT F-101</w:t>
+            </w:r>
+          </w:p>
+        </w:tc>
+        <w:tc>
+          <w:tcPr>
+            <w:tcW w:w="4428" w:type="dxa"/>
+            <w:tcBorders>
+              <w:top w:val="single" w:sz="4" w:space="0" w:color="auto"/>
+              <w:left w:val="single" w:sz="4" w:space="0" w:color="auto"/>
+              <w:bottom w:val="single" w:sz="4" w:space="0" w:color="auto"/>
+              <w:right w:val="single" w:sz="4" w:space="0" w:color="auto"/>
+            </w:tcBorders>
+            <w:hideMark/>
+          </w:tcPr>
+          <w:p>
+            <w:pPr>
+              <w:rPr>
+                <w:b/>
+              </w:rPr>
+            </w:pPr>
+            <w:r>
+              <w:rPr>
+                <w:b/>
+              </w:rPr>
+              <w:t xml:space="preserve">Author: </w:t>
+            </w:r>
+          </w:p>
+          <w:p>
+            <w:pPr>
+              <w:rPr>
+                <w:bCs/>
+              </w:rPr>
+            </w:pPr>
+            <w:r>
+              <w:rPr>
+                <w:bCs/>
+              </w:rPr>
+              <w:t>Nic Quirk</w:t>
+            </w:r>
+          </w:p>
+        </w:tc>
+        <w:tc>
+          <w:tcPr>
+            <w:tcW w:w="2931" w:type="dxa"/>
+            <w:tcBorders>
+              <w:top w:val="single" w:sz="4" w:space="0" w:color="auto"/>
+              <w:left w:val="single" w:sz="4" w:space="0" w:color="auto"/>
+              <w:bottom w:val="single" w:sz="4" w:space="0" w:color="auto"/>
+              <w:right w:val="single" w:sz="4" w:space="0" w:color="auto"/>
+            </w:tcBorders>
+            <w:hideMark/>
+          </w:tcPr>
+          <w:p>
+            <w:pPr>
+              <w:rPr>
+                <w:bCs/>
+              </w:rPr>
+            </w:pPr>
+            <w:r>
+              <w:rPr>
+                <w:bCs/>
+              </w:rPr>
+              <w:t xml:space="preserve">Date: </w:t>
+            </w:r>
+            <w:r>
+              <w:rPr>
+                <w:bCs/>
+              </w:rPr>
+              <w:t>27/05</w:t>
+            </w:r>
+            <w:r>
+              <w:rPr>
+                <w:bCs/>
+              </w:rPr>
+              <w:t>/2025</w:t>
+            </w:r>
+          </w:p>
+          <w:p>
+            <w:r>
+              <w:rPr>
+                <w:bCs/>
+              </w:rPr>
+              <w:t>Start: 1</w:t>
+            </w:r>
+            <w:r>
+              <w:rPr>
+                <w:bCs/>
+              </w:rPr>
+              <w:t>8</w:t>
+            </w:r>
+            <w:r>
+              <w:rPr>
+                <w:bCs/>
+              </w:rPr>
+              <w:t>:00</w:t>
+            </w:r>
+            <w:r>
+              <w:rPr>
+                <w:bCs/>
+              </w:rPr>
+              <w:br/>
+              <w:t>End: 1</w:t>
+            </w:r>
+            <w:r>
+              <w:rPr>
+                <w:bCs/>
+              </w:rPr>
+              <w:t>9</w:t>
+            </w:r>
+            <w:r>
+              <w:rPr>
+                <w:bCs/>
+              </w:rPr>
+              <w:t>:00</w:t>
+            </w:r>
+          </w:p>
+        </w:tc>
+      </w:tr>
+      <w:tr>
+        <w:trPr>
+          <w:cantSplit/>
+        </w:trPr>
+        <w:tc>
+          <w:tcPr>
+            <w:tcW w:w="6414" w:type="dxa"/>
+            <w:gridSpan w:val="2"/>
+            <w:tcBorders>
+              <w:top w:val="single" w:sz="4" w:space="0" w:color="auto"/>
+              <w:left w:val="single" w:sz="4" w:space="0" w:color="auto"/>
+              <w:bottom w:val="single" w:sz="4" w:space="0" w:color="auto"/>
+              <w:right w:val="single" w:sz="4" w:space="0" w:color="auto"/>
+            </w:tcBorders>
+            <w:hideMark/>
+          </w:tcPr>
+          <w:p>
+            <w:r>
+              <w:rPr>
+                <w:b/>
+              </w:rPr>
+              <w:t xml:space="preserve">1. </w:t>
+            </w:r>
+            <w:r>
+              <w:rPr>
+                <w:b/>
+                <w:u w:val="single"/>
+              </w:rPr>
+              <w:t>Subject</w:t>
+            </w:r>
+            <w:r>
+              <w:rPr>
+                <w:b/>
+              </w:rPr>
+              <w:t xml:space="preserve">: </w:t>
+            </w:r>
+            <w:r>
+              <w:rPr>
+                <w:b/>
+              </w:rPr>
+              <w:t>Preparation for</w:t>
+            </w:r>
+            <w:r>
+              <w:rPr>
+                <w:b/>
+              </w:rPr>
+              <w:t xml:space="preserve"> presentation</w:t>
+            </w:r>
+          </w:p>
+        </w:tc>
+        <w:tc>
+          <w:tcPr>
+            <w:tcW w:w="2931" w:type="dxa"/>
+            <w:tcBorders>
+              <w:top w:val="single" w:sz="4" w:space="0" w:color="auto"/>
+              <w:left w:val="single" w:sz="4" w:space="0" w:color="auto"/>
+              <w:bottom w:val="single" w:sz="4" w:space="0" w:color="auto"/>
+              <w:right w:val="single" w:sz="4" w:space="0" w:color="auto"/>
+            </w:tcBorders>
+          </w:tcPr>
+          <w:p>
+            <w:pPr>
+              <w:rPr>
+                <w:b/>
+              </w:rPr>
+            </w:pPr>
+          </w:p>
+        </w:tc>
+      </w:tr>
+      <w:tr>
+        <w:trPr>
+          <w:cantSplit/>
+        </w:trPr>
+        <w:tc>
+          <w:tcPr>
+            <w:tcW w:w="9345" w:type="dxa"/>
+            <w:gridSpan w:val="3"/>
+            <w:tcBorders>
+              <w:top w:val="single" w:sz="4" w:space="0" w:color="auto"/>
+              <w:left w:val="single" w:sz="4" w:space="0" w:color="auto"/>
+              <w:bottom w:val="single" w:sz="4" w:space="0" w:color="auto"/>
+              <w:right w:val="single" w:sz="4" w:space="0" w:color="auto"/>
+            </w:tcBorders>
+            <w:hideMark/>
+          </w:tcPr>
+          <w:p>
+            <w:r>
+              <w:rPr>
+                <w:b/>
+              </w:rPr>
+              <w:t>2.</w:t>
+            </w:r>
+            <w:r>
+              <w:t xml:space="preserve"> </w:t>
+            </w:r>
+            <w:r>
+              <w:rPr>
+                <w:b/>
+                <w:u w:val="single"/>
+              </w:rPr>
+              <w:t xml:space="preserve">Agenda: </w:t>
+            </w:r>
+            <w:r>
+              <w:rPr>
+                <w:b/>
+              </w:rPr>
+              <w:t xml:space="preserve"> </w:t>
+            </w:r>
+            <w:r>
+              <w:rPr>
+                <w:b/>
+              </w:rPr>
+              <w:t xml:space="preserve"> Preparation for presentation</w:t>
+            </w:r>
+          </w:p>
+        </w:tc>
+      </w:tr>
+      <w:tr>
+        <w:trPr>
+          <w:cantSplit/>
+        </w:trPr>
+        <w:tc>
+          <w:tcPr>
+            <w:tcW w:w="9345" w:type="dxa"/>
+            <w:gridSpan w:val="3"/>
+            <w:tcBorders>
+              <w:top w:val="single" w:sz="4" w:space="0" w:color="auto"/>
+              <w:left w:val="single" w:sz="4" w:space="0" w:color="auto"/>
+              <w:bottom w:val="single" w:sz="4" w:space="0" w:color="auto"/>
+              <w:right w:val="single" w:sz="4" w:space="0" w:color="auto"/>
+            </w:tcBorders>
+            <w:hideMark/>
+          </w:tcPr>
+          <w:p>
+            <w:pPr>
+              <w:rPr>
+                <w:b/>
+                <w:u w:val="single"/>
+              </w:rPr>
+            </w:pPr>
+            <w:r>
+              <w:rPr>
+                <w:b/>
+              </w:rPr>
+              <w:t>3.</w:t>
+            </w:r>
+            <w:r>
+              <w:t xml:space="preserve"> </w:t>
+            </w:r>
+            <w:r>
+              <w:rPr>
+                <w:b/>
+                <w:u w:val="single"/>
+              </w:rPr>
+              <w:t>Attendants:</w:t>
+            </w:r>
+          </w:p>
+          <w:p>
+            <w:pPr>
+              <w:rPr>
+                <w:bCs/>
+              </w:rPr>
+            </w:pPr>
+            <w:r>
+              <w:rPr>
+                <w:bCs/>
+              </w:rPr>
+              <w:t>Nicholas Quirk</w:t>
+            </w:r>
+            <w:r>
+              <w:rPr>
+                <w:bCs/>
+              </w:rPr>
+              <w:br/>
+              <w:t>Zane Hargreaves</w:t>
+            </w:r>
+            <w:r>
+              <w:rPr>
+                <w:bCs/>
+              </w:rPr>
+              <w:t xml:space="preserve"> </w:t>
+            </w:r>
+            <w:r>
+              <w:rPr>
+                <w:bCs/>
+              </w:rPr>
+              <w:br/>
+              <w:t>Sylas Woodall</w:t>
+            </w:r>
+            <w:r>
+              <w:rPr>
+                <w:bCs/>
+              </w:rPr>
+              <w:br/>
+            </w:r>
+            <w:r>
+              <w:rPr>
+                <w:bCs/>
+              </w:rPr>
+              <w:t xml:space="preserve"> Jayden Fung</w:t>
+            </w:r>
+            <w:r>
+              <w:rPr>
+                <w:bCs/>
+              </w:rPr>
+              <w:br/>
+            </w:r>
             <w:proofErr w:type="spellStart"/>
             <w:r>
-              <w:t>JavaDoc</w:t>
+              <w:rPr>
+                <w:bCs/>
+              </w:rPr>
+              <w:t>Anterpreet</w:t>
             </w:r>
             <w:proofErr w:type="spellEnd"/>
             <w:r>
-              <w:t xml:space="preserve"> comments</w:t>
+              <w:rPr>
+                <w:bCs/>
+              </w:rPr>
+              <w:t xml:space="preserve"> Singh </w:t>
+            </w:r>
+            <w:proofErr w:type="spellStart"/>
+            <w:r>
+              <w:rPr>
+                <w:bCs/>
+              </w:rPr>
+              <w:t>Guraya</w:t>
+            </w:r>
+            <w:proofErr w:type="spellEnd"/>
+          </w:p>
+        </w:tc>
+      </w:tr>
+    </w:tbl>
+    <w:tbl>
+      <w:tblPr>
+        <w:tblW w:w="9350" w:type="dxa"/>
+        <w:tblInd w:w="-5" w:type="dxa"/>
+        <w:tblBorders>
+          <w:top w:val="single" w:sz="4" w:space="0" w:color="auto"/>
+          <w:left w:val="single" w:sz="4" w:space="0" w:color="auto"/>
+          <w:bottom w:val="single" w:sz="4" w:space="0" w:color="auto"/>
+          <w:right w:val="single" w:sz="4" w:space="0" w:color="auto"/>
+          <w:insideH w:val="single" w:sz="4" w:space="0" w:color="auto"/>
+          <w:insideV w:val="single" w:sz="4" w:space="0" w:color="auto"/>
+        </w:tblBorders>
+        <w:tblLayout w:type="fixed"/>
+        <w:tblLook w:val="04A0" w:firstRow="1" w:lastRow="0" w:firstColumn="1" w:lastColumn="0" w:noHBand="0" w:noVBand="1"/>
+      </w:tblPr>
+      <w:tblGrid>
+        <w:gridCol w:w="6521"/>
+        <w:gridCol w:w="1525"/>
+        <w:gridCol w:w="1304"/>
+      </w:tblGrid>
+      <w:tr>
+        <w:trPr>
+          <w:cantSplit/>
+          <w:trHeight w:val="552"/>
+        </w:trPr>
+        <w:tc>
+          <w:tcPr>
+            <w:tcW w:w="6521" w:type="dxa"/>
+            <w:tcBorders>
+              <w:top w:val="single" w:sz="4" w:space="0" w:color="auto"/>
+              <w:left w:val="single" w:sz="4" w:space="0" w:color="auto"/>
+              <w:bottom w:val="single" w:sz="4" w:space="0" w:color="auto"/>
+              <w:right w:val="single" w:sz="4" w:space="0" w:color="auto"/>
+            </w:tcBorders>
+            <w:hideMark/>
+          </w:tcPr>
+          <w:p>
+            <w:pPr>
+              <w:rPr>
+                <w:u w:val="single"/>
+              </w:rPr>
+            </w:pPr>
+            <w:r>
+              <w:rPr>
+                <w:u w:val="single"/>
+              </w:rPr>
+              <w:t>Previous Items</w:t>
+            </w:r>
+          </w:p>
+        </w:tc>
+        <w:tc>
+          <w:tcPr>
+            <w:tcW w:w="1525" w:type="dxa"/>
+            <w:tcBorders>
+              <w:top w:val="single" w:sz="4" w:space="0" w:color="auto"/>
+              <w:left w:val="single" w:sz="4" w:space="0" w:color="auto"/>
+              <w:bottom w:val="single" w:sz="4" w:space="0" w:color="auto"/>
+              <w:right w:val="single" w:sz="4" w:space="0" w:color="auto"/>
+            </w:tcBorders>
+            <w:hideMark/>
+          </w:tcPr>
+          <w:p>
+            <w:pPr>
+              <w:jc w:val="center"/>
+            </w:pPr>
+            <w:r>
+              <w:t>Responsible Person(s)</w:t>
+            </w:r>
+          </w:p>
+        </w:tc>
+        <w:tc>
+          <w:tcPr>
+            <w:tcW w:w="1304" w:type="dxa"/>
+            <w:tcBorders>
+              <w:top w:val="single" w:sz="4" w:space="0" w:color="auto"/>
+              <w:left w:val="single" w:sz="4" w:space="0" w:color="auto"/>
+              <w:bottom w:val="single" w:sz="4" w:space="0" w:color="auto"/>
+              <w:right w:val="single" w:sz="4" w:space="0" w:color="auto"/>
+            </w:tcBorders>
+            <w:hideMark/>
+          </w:tcPr>
+          <w:p>
+            <w:pPr>
+              <w:jc w:val="center"/>
+            </w:pPr>
+            <w:r>
+              <w:t>Due Date</w:t>
+            </w:r>
+          </w:p>
+        </w:tc>
+      </w:tr>
+      <w:tr>
+        <w:trPr>
+          <w:cantSplit/>
+          <w:trHeight w:val="552"/>
+        </w:trPr>
+        <w:tc>
+          <w:tcPr>
+            <w:tcW w:w="6521" w:type="dxa"/>
+            <w:tcBorders>
+              <w:top w:val="single" w:sz="4" w:space="0" w:color="auto"/>
+              <w:left w:val="single" w:sz="4" w:space="0" w:color="auto"/>
+              <w:bottom w:val="single" w:sz="4" w:space="0" w:color="auto"/>
+              <w:right w:val="single" w:sz="4" w:space="0" w:color="auto"/>
+            </w:tcBorders>
+          </w:tcPr>
+          <w:p>
+            <w:pPr>
+              <w:rPr>
+                <w:u w:val="single"/>
+              </w:rPr>
+            </w:pPr>
+            <w:r>
+              <w:t>Final UI</w:t>
+            </w:r>
+          </w:p>
+        </w:tc>
+        <w:tc>
+          <w:tcPr>
+            <w:tcW w:w="1525" w:type="dxa"/>
+            <w:tcBorders>
+              <w:top w:val="single" w:sz="4" w:space="0" w:color="auto"/>
+              <w:left w:val="single" w:sz="4" w:space="0" w:color="auto"/>
+              <w:bottom w:val="single" w:sz="4" w:space="0" w:color="auto"/>
+              <w:right w:val="single" w:sz="4" w:space="0" w:color="auto"/>
+            </w:tcBorders>
+          </w:tcPr>
+          <w:p>
+            <w:pPr>
+              <w:jc w:val="center"/>
+            </w:pPr>
+            <w:r>
+              <w:t>AP</w:t>
+            </w:r>
+          </w:p>
+        </w:tc>
+        <w:tc>
+          <w:tcPr>
+            <w:tcW w:w="1304" w:type="dxa"/>
+            <w:tcBorders>
+              <w:top w:val="single" w:sz="4" w:space="0" w:color="auto"/>
+              <w:left w:val="single" w:sz="4" w:space="0" w:color="auto"/>
+              <w:bottom w:val="single" w:sz="4" w:space="0" w:color="auto"/>
+              <w:right w:val="single" w:sz="4" w:space="0" w:color="auto"/>
+            </w:tcBorders>
+          </w:tcPr>
+          <w:p>
+            <w:pPr>
+              <w:jc w:val="center"/>
+            </w:pPr>
+            <w:r>
+              <w:t>22/05</w:t>
+            </w:r>
+          </w:p>
+        </w:tc>
+      </w:tr>
+      <w:tr>
+        <w:trPr>
+          <w:cantSplit/>
+          <w:trHeight w:val="552"/>
+        </w:trPr>
+        <w:tc>
+          <w:tcPr>
+            <w:tcW w:w="6521" w:type="dxa"/>
+            <w:tcBorders>
+              <w:top w:val="single" w:sz="4" w:space="0" w:color="auto"/>
+              <w:left w:val="single" w:sz="4" w:space="0" w:color="auto"/>
+              <w:bottom w:val="single" w:sz="4" w:space="0" w:color="auto"/>
+              <w:right w:val="single" w:sz="4" w:space="0" w:color="auto"/>
+            </w:tcBorders>
+          </w:tcPr>
+          <w:p>
+            <w:r>
+              <w:t>Modify AI functionality to popup when start study mode</w:t>
+            </w:r>
+          </w:p>
+        </w:tc>
+        <w:tc>
+          <w:tcPr>
+            <w:tcW w:w="1525" w:type="dxa"/>
+            <w:tcBorders>
+              <w:top w:val="single" w:sz="4" w:space="0" w:color="auto"/>
+              <w:left w:val="single" w:sz="4" w:space="0" w:color="auto"/>
+              <w:bottom w:val="single" w:sz="4" w:space="0" w:color="auto"/>
+              <w:right w:val="single" w:sz="4" w:space="0" w:color="auto"/>
+            </w:tcBorders>
+          </w:tcPr>
+          <w:p>
+            <w:pPr>
+              <w:jc w:val="center"/>
+            </w:pPr>
+            <w:r>
+              <w:t>Sylas</w:t>
+            </w:r>
+          </w:p>
+        </w:tc>
+        <w:tc>
+          <w:tcPr>
+            <w:tcW w:w="1304" w:type="dxa"/>
+            <w:tcBorders>
+              <w:top w:val="single" w:sz="4" w:space="0" w:color="auto"/>
+              <w:left w:val="single" w:sz="4" w:space="0" w:color="auto"/>
+              <w:bottom w:val="single" w:sz="4" w:space="0" w:color="auto"/>
+              <w:right w:val="single" w:sz="4" w:space="0" w:color="auto"/>
+            </w:tcBorders>
+          </w:tcPr>
+          <w:p>
+            <w:pPr>
+              <w:jc w:val="center"/>
+            </w:pPr>
+            <w:r>
+              <w:t>28/05</w:t>
+            </w:r>
+          </w:p>
+        </w:tc>
+      </w:tr>
+      <w:tr>
+        <w:trPr>
+          <w:cantSplit/>
+          <w:trHeight w:val="552"/>
+        </w:trPr>
+        <w:tc>
+          <w:tcPr>
+            <w:tcW w:w="6521" w:type="dxa"/>
+            <w:tcBorders>
+              <w:top w:val="single" w:sz="4" w:space="0" w:color="auto"/>
+              <w:left w:val="single" w:sz="4" w:space="0" w:color="auto"/>
+              <w:bottom w:val="single" w:sz="4" w:space="0" w:color="auto"/>
+              <w:right w:val="single" w:sz="4" w:space="0" w:color="auto"/>
+            </w:tcBorders>
+          </w:tcPr>
+          <w:p>
+            <w:r>
+              <w:t>Fix UI if no communication from AP</w:t>
+            </w:r>
+          </w:p>
+        </w:tc>
+        <w:tc>
+          <w:tcPr>
+            <w:tcW w:w="1525" w:type="dxa"/>
+            <w:tcBorders>
+              <w:top w:val="single" w:sz="4" w:space="0" w:color="auto"/>
+              <w:left w:val="single" w:sz="4" w:space="0" w:color="auto"/>
+              <w:bottom w:val="single" w:sz="4" w:space="0" w:color="auto"/>
+              <w:right w:val="single" w:sz="4" w:space="0" w:color="auto"/>
+            </w:tcBorders>
+          </w:tcPr>
+          <w:p>
+            <w:pPr>
+              <w:jc w:val="center"/>
+            </w:pPr>
+            <w:r>
+              <w:t>Sylas</w:t>
+            </w:r>
+          </w:p>
+        </w:tc>
+        <w:tc>
+          <w:tcPr>
+            <w:tcW w:w="1304" w:type="dxa"/>
+            <w:tcBorders>
+              <w:top w:val="single" w:sz="4" w:space="0" w:color="auto"/>
+              <w:left w:val="single" w:sz="4" w:space="0" w:color="auto"/>
+              <w:bottom w:val="single" w:sz="4" w:space="0" w:color="auto"/>
+              <w:right w:val="single" w:sz="4" w:space="0" w:color="auto"/>
+            </w:tcBorders>
+          </w:tcPr>
+          <w:p>
+            <w:pPr>
+              <w:jc w:val="center"/>
+            </w:pPr>
+            <w:r>
+              <w:t>28/05</w:t>
+            </w:r>
+          </w:p>
+        </w:tc>
+      </w:tr>
+      <w:tr>
+        <w:trPr>
+          <w:cantSplit/>
+          <w:trHeight w:val="552"/>
+        </w:trPr>
+        <w:tc>
+          <w:tcPr>
+            <w:tcW w:w="6521" w:type="dxa"/>
+            <w:tcBorders>
+              <w:top w:val="single" w:sz="4" w:space="0" w:color="auto"/>
+              <w:left w:val="single" w:sz="4" w:space="0" w:color="auto"/>
+              <w:bottom w:val="single" w:sz="4" w:space="0" w:color="auto"/>
+              <w:right w:val="single" w:sz="4" w:space="0" w:color="auto"/>
+            </w:tcBorders>
+          </w:tcPr>
+          <w:p>
+            <w:r>
+              <w:t>Modify project structure to include packages and remove old files</w:t>
+            </w:r>
+          </w:p>
+        </w:tc>
+        <w:tc>
+          <w:tcPr>
+            <w:tcW w:w="1525" w:type="dxa"/>
+            <w:tcBorders>
+              <w:top w:val="single" w:sz="4" w:space="0" w:color="auto"/>
+              <w:left w:val="single" w:sz="4" w:space="0" w:color="auto"/>
+              <w:bottom w:val="single" w:sz="4" w:space="0" w:color="auto"/>
+              <w:right w:val="single" w:sz="4" w:space="0" w:color="auto"/>
+            </w:tcBorders>
+          </w:tcPr>
+          <w:p>
+            <w:pPr>
+              <w:jc w:val="center"/>
+            </w:pPr>
+            <w:r>
+              <w:t>Sylas</w:t>
+            </w:r>
+          </w:p>
+        </w:tc>
+        <w:tc>
+          <w:tcPr>
+            <w:tcW w:w="1304" w:type="dxa"/>
+            <w:tcBorders>
+              <w:top w:val="single" w:sz="4" w:space="0" w:color="auto"/>
+              <w:left w:val="single" w:sz="4" w:space="0" w:color="auto"/>
+              <w:bottom w:val="single" w:sz="4" w:space="0" w:color="auto"/>
+              <w:right w:val="single" w:sz="4" w:space="0" w:color="auto"/>
+            </w:tcBorders>
+          </w:tcPr>
+          <w:p>
+            <w:pPr>
+              <w:jc w:val="center"/>
+            </w:pPr>
+            <w:r>
+              <w:t>28/05</w:t>
+            </w:r>
+          </w:p>
+        </w:tc>
+      </w:tr>
+      <w:tr>
+        <w:trPr>
+          <w:cantSplit/>
+          <w:trHeight w:val="552"/>
+        </w:trPr>
+        <w:tc>
+          <w:tcPr>
+            <w:tcW w:w="6521" w:type="dxa"/>
+            <w:tcBorders>
+              <w:top w:val="single" w:sz="4" w:space="0" w:color="auto"/>
+              <w:left w:val="single" w:sz="4" w:space="0" w:color="auto"/>
+              <w:bottom w:val="single" w:sz="4" w:space="0" w:color="auto"/>
+              <w:right w:val="single" w:sz="4" w:space="0" w:color="auto"/>
+            </w:tcBorders>
+          </w:tcPr>
+          <w:p>
+            <w:r>
+              <w:lastRenderedPageBreak/>
+              <w:t>Continue work on account settings to implement full functionality</w:t>
+            </w:r>
+          </w:p>
+        </w:tc>
+        <w:tc>
+          <w:tcPr>
+            <w:tcW w:w="1525" w:type="dxa"/>
+            <w:tcBorders>
+              <w:top w:val="single" w:sz="4" w:space="0" w:color="auto"/>
+              <w:left w:val="single" w:sz="4" w:space="0" w:color="auto"/>
+              <w:bottom w:val="single" w:sz="4" w:space="0" w:color="auto"/>
+              <w:right w:val="single" w:sz="4" w:space="0" w:color="auto"/>
+            </w:tcBorders>
+          </w:tcPr>
+          <w:p>
+            <w:pPr>
+              <w:jc w:val="center"/>
+            </w:pPr>
+            <w:r>
+              <w:t>Zane</w:t>
+            </w:r>
+          </w:p>
+        </w:tc>
+        <w:tc>
+          <w:tcPr>
+            <w:tcW w:w="1304" w:type="dxa"/>
+            <w:tcBorders>
+              <w:top w:val="single" w:sz="4" w:space="0" w:color="auto"/>
+              <w:left w:val="single" w:sz="4" w:space="0" w:color="auto"/>
+              <w:bottom w:val="single" w:sz="4" w:space="0" w:color="auto"/>
+              <w:right w:val="single" w:sz="4" w:space="0" w:color="auto"/>
+            </w:tcBorders>
+          </w:tcPr>
+          <w:p>
+            <w:pPr>
+              <w:jc w:val="center"/>
+            </w:pPr>
+            <w:r>
+              <w:t>28/05</w:t>
+            </w:r>
+          </w:p>
+        </w:tc>
+      </w:tr>
+      <w:tr>
+        <w:trPr>
+          <w:cantSplit/>
+          <w:trHeight w:val="552"/>
+        </w:trPr>
+        <w:tc>
+          <w:tcPr>
+            <w:tcW w:w="6521" w:type="dxa"/>
+            <w:tcBorders>
+              <w:top w:val="single" w:sz="4" w:space="0" w:color="auto"/>
+              <w:left w:val="single" w:sz="4" w:space="0" w:color="auto"/>
+              <w:bottom w:val="single" w:sz="4" w:space="0" w:color="auto"/>
+              <w:right w:val="single" w:sz="4" w:space="0" w:color="auto"/>
+            </w:tcBorders>
+          </w:tcPr>
+          <w:p>
+            <w:r>
+              <w:t>Modify and update presentation and video structure according to feedback + complete vid</w:t>
+            </w:r>
+          </w:p>
+        </w:tc>
+        <w:tc>
+          <w:tcPr>
+            <w:tcW w:w="1525" w:type="dxa"/>
+            <w:tcBorders>
+              <w:top w:val="single" w:sz="4" w:space="0" w:color="auto"/>
+              <w:left w:val="single" w:sz="4" w:space="0" w:color="auto"/>
+              <w:bottom w:val="single" w:sz="4" w:space="0" w:color="auto"/>
+              <w:right w:val="single" w:sz="4" w:space="0" w:color="auto"/>
+            </w:tcBorders>
+          </w:tcPr>
+          <w:p>
+            <w:pPr>
+              <w:jc w:val="center"/>
+            </w:pPr>
+            <w:r>
+              <w:t>Nic</w:t>
+            </w:r>
+          </w:p>
+        </w:tc>
+        <w:tc>
+          <w:tcPr>
+            <w:tcW w:w="1304" w:type="dxa"/>
+            <w:tcBorders>
+              <w:top w:val="single" w:sz="4" w:space="0" w:color="auto"/>
+              <w:left w:val="single" w:sz="4" w:space="0" w:color="auto"/>
+              <w:bottom w:val="single" w:sz="4" w:space="0" w:color="auto"/>
+              <w:right w:val="single" w:sz="4" w:space="0" w:color="auto"/>
+            </w:tcBorders>
+          </w:tcPr>
+          <w:p>
+            <w:pPr>
+              <w:jc w:val="center"/>
+            </w:pPr>
+            <w:r>
+              <w:t>28/05</w:t>
+            </w:r>
+          </w:p>
+        </w:tc>
+      </w:tr>
+      <w:tr>
+        <w:trPr>
+          <w:cantSplit/>
+          <w:trHeight w:val="552"/>
+        </w:trPr>
+        <w:tc>
+          <w:tcPr>
+            <w:tcW w:w="6521" w:type="dxa"/>
+            <w:tcBorders>
+              <w:top w:val="single" w:sz="4" w:space="0" w:color="auto"/>
+              <w:left w:val="single" w:sz="4" w:space="0" w:color="auto"/>
+              <w:bottom w:val="single" w:sz="4" w:space="0" w:color="auto"/>
+              <w:right w:val="single" w:sz="4" w:space="0" w:color="auto"/>
+            </w:tcBorders>
+          </w:tcPr>
+          <w:p>
+            <w:r>
+              <w:t>Complete touch up coding</w:t>
+            </w:r>
+          </w:p>
+        </w:tc>
+        <w:tc>
+          <w:tcPr>
+            <w:tcW w:w="1525" w:type="dxa"/>
+            <w:tcBorders>
+              <w:top w:val="single" w:sz="4" w:space="0" w:color="auto"/>
+              <w:left w:val="single" w:sz="4" w:space="0" w:color="auto"/>
+              <w:bottom w:val="single" w:sz="4" w:space="0" w:color="auto"/>
+              <w:right w:val="single" w:sz="4" w:space="0" w:color="auto"/>
+            </w:tcBorders>
+          </w:tcPr>
+          <w:p>
+            <w:pPr>
+              <w:jc w:val="center"/>
+            </w:pPr>
+            <w:r>
+              <w:t>Jayden</w:t>
+            </w:r>
+          </w:p>
+        </w:tc>
+        <w:tc>
+          <w:tcPr>
+            <w:tcW w:w="1304" w:type="dxa"/>
+            <w:tcBorders>
+              <w:top w:val="single" w:sz="4" w:space="0" w:color="auto"/>
+              <w:left w:val="single" w:sz="4" w:space="0" w:color="auto"/>
+              <w:bottom w:val="single" w:sz="4" w:space="0" w:color="auto"/>
+              <w:right w:val="single" w:sz="4" w:space="0" w:color="auto"/>
+            </w:tcBorders>
+          </w:tcPr>
+          <w:p>
+            <w:pPr>
+              <w:jc w:val="center"/>
+            </w:pPr>
+            <w:r>
+              <w:t>28/05</w:t>
+            </w:r>
+          </w:p>
+        </w:tc>
+      </w:tr>
+      <w:tr>
+        <w:trPr>
+          <w:cantSplit/>
+          <w:trHeight w:val="552"/>
+        </w:trPr>
+        <w:tc>
+          <w:tcPr>
+            <w:tcW w:w="6521" w:type="dxa"/>
+            <w:tcBorders>
+              <w:top w:val="single" w:sz="4" w:space="0" w:color="auto"/>
+              <w:left w:val="single" w:sz="4" w:space="0" w:color="auto"/>
+              <w:bottom w:val="single" w:sz="4" w:space="0" w:color="auto"/>
+              <w:right w:val="single" w:sz="4" w:space="0" w:color="auto"/>
+            </w:tcBorders>
+          </w:tcPr>
+          <w:p>
+            <w:r>
+              <w:t>Video demonstration of video progress</w:t>
+            </w:r>
+          </w:p>
+        </w:tc>
+        <w:tc>
+          <w:tcPr>
+            <w:tcW w:w="1525" w:type="dxa"/>
+            <w:tcBorders>
+              <w:top w:val="single" w:sz="4" w:space="0" w:color="auto"/>
+              <w:left w:val="single" w:sz="4" w:space="0" w:color="auto"/>
+              <w:bottom w:val="single" w:sz="4" w:space="0" w:color="auto"/>
+              <w:right w:val="single" w:sz="4" w:space="0" w:color="auto"/>
+            </w:tcBorders>
+          </w:tcPr>
+          <w:p>
+            <w:pPr>
+              <w:jc w:val="center"/>
+            </w:pPr>
+            <w:r>
+              <w:t>All Members</w:t>
+            </w:r>
+          </w:p>
+        </w:tc>
+        <w:tc>
+          <w:tcPr>
+            <w:tcW w:w="1304" w:type="dxa"/>
+            <w:tcBorders>
+              <w:top w:val="single" w:sz="4" w:space="0" w:color="auto"/>
+              <w:left w:val="single" w:sz="4" w:space="0" w:color="auto"/>
+              <w:bottom w:val="single" w:sz="4" w:space="0" w:color="auto"/>
+              <w:right w:val="single" w:sz="4" w:space="0" w:color="auto"/>
+            </w:tcBorders>
+          </w:tcPr>
+          <w:p>
+            <w:pPr>
+              <w:jc w:val="center"/>
+            </w:pPr>
+            <w:r>
+              <w:t>28/05</w:t>
+            </w:r>
+          </w:p>
+        </w:tc>
+      </w:tr>
+    </w:tbl>
+    <w:p>
+      <w:pPr>
+        <w:rPr>
+          <w:b/>
+        </w:rPr>
+      </w:pPr>
+    </w:p>
+    <w:tbl>
+      <w:tblPr>
+        <w:tblW w:w="9345" w:type="dxa"/>
+        <w:tblBorders>
+          <w:top w:val="single" w:sz="4" w:space="0" w:color="auto"/>
+          <w:left w:val="single" w:sz="4" w:space="0" w:color="auto"/>
+          <w:bottom w:val="single" w:sz="4" w:space="0" w:color="auto"/>
+          <w:right w:val="single" w:sz="4" w:space="0" w:color="auto"/>
+          <w:insideH w:val="single" w:sz="4" w:space="0" w:color="auto"/>
+          <w:insideV w:val="single" w:sz="4" w:space="0" w:color="auto"/>
+        </w:tblBorders>
+        <w:tblLayout w:type="fixed"/>
+        <w:tblLook w:val="04A0" w:firstRow="1" w:lastRow="0" w:firstColumn="1" w:lastColumn="0" w:noHBand="0" w:noVBand="1"/>
+      </w:tblPr>
+      <w:tblGrid>
+        <w:gridCol w:w="6370"/>
+        <w:gridCol w:w="1671"/>
+        <w:gridCol w:w="1304"/>
+      </w:tblGrid>
+      <w:tr>
+        <w:trPr>
+          <w:cantSplit/>
+          <w:trHeight w:val="552"/>
+        </w:trPr>
+        <w:tc>
+          <w:tcPr>
+            <w:tcW w:w="6370" w:type="dxa"/>
+            <w:tcBorders>
+              <w:top w:val="single" w:sz="4" w:space="0" w:color="auto"/>
+              <w:left w:val="single" w:sz="4" w:space="0" w:color="auto"/>
+              <w:bottom w:val="single" w:sz="4" w:space="0" w:color="auto"/>
+              <w:right w:val="single" w:sz="4" w:space="0" w:color="auto"/>
+            </w:tcBorders>
+            <w:hideMark/>
+          </w:tcPr>
+          <w:p>
+            <w:pPr>
+              <w:rPr>
+                <w:u w:val="single"/>
+              </w:rPr>
+            </w:pPr>
+            <w:r>
+              <w:rPr>
+                <w:u w:val="single"/>
+              </w:rPr>
+              <w:t>New Items</w:t>
             </w:r>
           </w:p>
         </w:tc>
@@ -7321,10 +11208,14 @@
               <w:bottom w:val="single" w:sz="4" w:space="0" w:color="auto"/>
               <w:right w:val="single" w:sz="4" w:space="0" w:color="auto"/>
             </w:tcBorders>
-          </w:tcPr>
-          <w:p>
-            <w:r>
-              <w:t>All</w:t>
+            <w:hideMark/>
+          </w:tcPr>
+          <w:p>
+            <w:pPr>
+              <w:jc w:val="center"/>
+            </w:pPr>
+            <w:r>
+              <w:t>Responsible Person(s)</w:t>
             </w:r>
           </w:p>
         </w:tc>
@@ -7337,13 +11228,323 @@
               <w:bottom w:val="single" w:sz="4" w:space="0" w:color="auto"/>
               <w:right w:val="single" w:sz="4" w:space="0" w:color="auto"/>
             </w:tcBorders>
-          </w:tcPr>
-          <w:p>
-            <w:pPr>
-              <w:jc w:val="center"/>
-            </w:pPr>
-            <w:r>
-              <w:t>14/05</w:t>
+            <w:hideMark/>
+          </w:tcPr>
+          <w:p>
+            <w:pPr>
+              <w:jc w:val="center"/>
+            </w:pPr>
+            <w:r>
+              <w:t>Due Date</w:t>
+            </w:r>
+          </w:p>
+        </w:tc>
+      </w:tr>
+      <w:tr>
+        <w:trPr>
+          <w:cantSplit/>
+          <w:trHeight w:val="552"/>
+        </w:trPr>
+        <w:tc>
+          <w:tcPr>
+            <w:tcW w:w="6370" w:type="dxa"/>
+            <w:tcBorders>
+              <w:top w:val="single" w:sz="4" w:space="0" w:color="auto"/>
+              <w:left w:val="single" w:sz="4" w:space="0" w:color="auto"/>
+              <w:bottom w:val="single" w:sz="4" w:space="0" w:color="auto"/>
+              <w:right w:val="single" w:sz="4" w:space="0" w:color="auto"/>
+            </w:tcBorders>
+          </w:tcPr>
+          <w:p>
+            <w:r>
+              <w:t>Add back button to settings/profile page</w:t>
+            </w:r>
+            <w:r>
+              <w:t xml:space="preserve"> and use polymorphism for all back buttons in the app</w:t>
+            </w:r>
+            <w:r>
+              <w:t xml:space="preserve"> – can we polymorph anything else?</w:t>
+            </w:r>
+          </w:p>
+        </w:tc>
+        <w:tc>
+          <w:tcPr>
+            <w:tcW w:w="1671" w:type="dxa"/>
+            <w:tcBorders>
+              <w:top w:val="single" w:sz="4" w:space="0" w:color="auto"/>
+              <w:left w:val="single" w:sz="4" w:space="0" w:color="auto"/>
+              <w:bottom w:val="single" w:sz="4" w:space="0" w:color="auto"/>
+              <w:right w:val="single" w:sz="4" w:space="0" w:color="auto"/>
+            </w:tcBorders>
+          </w:tcPr>
+          <w:p>
+            <w:pPr>
+              <w:jc w:val="center"/>
+            </w:pPr>
+            <w:r>
+              <w:t>Jayden</w:t>
+            </w:r>
+          </w:p>
+        </w:tc>
+        <w:tc>
+          <w:tcPr>
+            <w:tcW w:w="1304" w:type="dxa"/>
+            <w:tcBorders>
+              <w:top w:val="single" w:sz="4" w:space="0" w:color="auto"/>
+              <w:left w:val="single" w:sz="4" w:space="0" w:color="auto"/>
+              <w:bottom w:val="single" w:sz="4" w:space="0" w:color="auto"/>
+              <w:right w:val="single" w:sz="4" w:space="0" w:color="auto"/>
+            </w:tcBorders>
+          </w:tcPr>
+          <w:p>
+            <w:pPr>
+              <w:jc w:val="center"/>
+            </w:pPr>
+            <w:r>
+              <w:t>28/05</w:t>
+            </w:r>
+          </w:p>
+        </w:tc>
+      </w:tr>
+      <w:tr>
+        <w:trPr>
+          <w:cantSplit/>
+          <w:trHeight w:val="552"/>
+        </w:trPr>
+        <w:tc>
+          <w:tcPr>
+            <w:tcW w:w="6370" w:type="dxa"/>
+            <w:tcBorders>
+              <w:top w:val="single" w:sz="4" w:space="0" w:color="auto"/>
+              <w:left w:val="single" w:sz="4" w:space="0" w:color="auto"/>
+              <w:bottom w:val="single" w:sz="4" w:space="0" w:color="auto"/>
+              <w:right w:val="single" w:sz="4" w:space="0" w:color="auto"/>
+            </w:tcBorders>
+          </w:tcPr>
+          <w:p>
+            <w:r>
+              <w:t>Complete technical details slide</w:t>
+            </w:r>
+          </w:p>
+        </w:tc>
+        <w:tc>
+          <w:tcPr>
+            <w:tcW w:w="1671" w:type="dxa"/>
+            <w:tcBorders>
+              <w:top w:val="single" w:sz="4" w:space="0" w:color="auto"/>
+              <w:left w:val="single" w:sz="4" w:space="0" w:color="auto"/>
+              <w:bottom w:val="single" w:sz="4" w:space="0" w:color="auto"/>
+              <w:right w:val="single" w:sz="4" w:space="0" w:color="auto"/>
+            </w:tcBorders>
+          </w:tcPr>
+          <w:p>
+            <w:pPr>
+              <w:jc w:val="center"/>
+            </w:pPr>
+            <w:r>
+              <w:t>Sylas and Zane</w:t>
+            </w:r>
+          </w:p>
+        </w:tc>
+        <w:tc>
+          <w:tcPr>
+            <w:tcW w:w="1304" w:type="dxa"/>
+            <w:tcBorders>
+              <w:top w:val="single" w:sz="4" w:space="0" w:color="auto"/>
+              <w:left w:val="single" w:sz="4" w:space="0" w:color="auto"/>
+              <w:bottom w:val="single" w:sz="4" w:space="0" w:color="auto"/>
+              <w:right w:val="single" w:sz="4" w:space="0" w:color="auto"/>
+            </w:tcBorders>
+          </w:tcPr>
+          <w:p>
+            <w:pPr>
+              <w:jc w:val="center"/>
+            </w:pPr>
+            <w:r>
+              <w:t>28/05</w:t>
+            </w:r>
+          </w:p>
+        </w:tc>
+      </w:tr>
+      <w:tr>
+        <w:trPr>
+          <w:cantSplit/>
+          <w:trHeight w:val="552"/>
+        </w:trPr>
+        <w:tc>
+          <w:tcPr>
+            <w:tcW w:w="6370" w:type="dxa"/>
+            <w:tcBorders>
+              <w:top w:val="single" w:sz="4" w:space="0" w:color="auto"/>
+              <w:left w:val="single" w:sz="4" w:space="0" w:color="auto"/>
+              <w:bottom w:val="single" w:sz="4" w:space="0" w:color="auto"/>
+              <w:right w:val="single" w:sz="4" w:space="0" w:color="auto"/>
+            </w:tcBorders>
+          </w:tcPr>
+          <w:p>
+            <w:r>
+              <w:t>Update and complete slides</w:t>
+            </w:r>
+          </w:p>
+        </w:tc>
+        <w:tc>
+          <w:tcPr>
+            <w:tcW w:w="1671" w:type="dxa"/>
+            <w:tcBorders>
+              <w:top w:val="single" w:sz="4" w:space="0" w:color="auto"/>
+              <w:left w:val="single" w:sz="4" w:space="0" w:color="auto"/>
+              <w:bottom w:val="single" w:sz="4" w:space="0" w:color="auto"/>
+              <w:right w:val="single" w:sz="4" w:space="0" w:color="auto"/>
+            </w:tcBorders>
+          </w:tcPr>
+          <w:p>
+            <w:pPr>
+              <w:jc w:val="center"/>
+            </w:pPr>
+            <w:r>
+              <w:t>Nic</w:t>
+            </w:r>
+          </w:p>
+        </w:tc>
+        <w:tc>
+          <w:tcPr>
+            <w:tcW w:w="1304" w:type="dxa"/>
+            <w:tcBorders>
+              <w:top w:val="single" w:sz="4" w:space="0" w:color="auto"/>
+              <w:left w:val="single" w:sz="4" w:space="0" w:color="auto"/>
+              <w:bottom w:val="single" w:sz="4" w:space="0" w:color="auto"/>
+              <w:right w:val="single" w:sz="4" w:space="0" w:color="auto"/>
+            </w:tcBorders>
+          </w:tcPr>
+          <w:p>
+            <w:pPr>
+              <w:jc w:val="center"/>
+            </w:pPr>
+            <w:r>
+              <w:t>28/05</w:t>
+            </w:r>
+          </w:p>
+        </w:tc>
+      </w:tr>
+      <w:tr>
+        <w:trPr>
+          <w:cantSplit/>
+          <w:trHeight w:val="552"/>
+        </w:trPr>
+        <w:tc>
+          <w:tcPr>
+            <w:tcW w:w="6370" w:type="dxa"/>
+            <w:tcBorders>
+              <w:top w:val="single" w:sz="4" w:space="0" w:color="auto"/>
+              <w:left w:val="single" w:sz="4" w:space="0" w:color="auto"/>
+              <w:bottom w:val="single" w:sz="4" w:space="0" w:color="auto"/>
+              <w:right w:val="single" w:sz="4" w:space="0" w:color="auto"/>
+            </w:tcBorders>
+          </w:tcPr>
+          <w:p>
+            <w:r>
+              <w:t>Push all current changes to repository and complete UI update to study mode page</w:t>
+            </w:r>
+          </w:p>
+        </w:tc>
+        <w:tc>
+          <w:tcPr>
+            <w:tcW w:w="1671" w:type="dxa"/>
+            <w:tcBorders>
+              <w:top w:val="single" w:sz="4" w:space="0" w:color="auto"/>
+              <w:left w:val="single" w:sz="4" w:space="0" w:color="auto"/>
+              <w:bottom w:val="single" w:sz="4" w:space="0" w:color="auto"/>
+              <w:right w:val="single" w:sz="4" w:space="0" w:color="auto"/>
+            </w:tcBorders>
+          </w:tcPr>
+          <w:p>
+            <w:pPr>
+              <w:jc w:val="center"/>
+            </w:pPr>
+            <w:r>
+              <w:t>AP</w:t>
+            </w:r>
+          </w:p>
+        </w:tc>
+        <w:tc>
+          <w:tcPr>
+            <w:tcW w:w="1304" w:type="dxa"/>
+            <w:tcBorders>
+              <w:top w:val="single" w:sz="4" w:space="0" w:color="auto"/>
+              <w:left w:val="single" w:sz="4" w:space="0" w:color="auto"/>
+              <w:bottom w:val="single" w:sz="4" w:space="0" w:color="auto"/>
+              <w:right w:val="single" w:sz="4" w:space="0" w:color="auto"/>
+            </w:tcBorders>
+          </w:tcPr>
+          <w:p>
+            <w:pPr>
+              <w:jc w:val="center"/>
+            </w:pPr>
+            <w:r>
+              <w:t>28/05</w:t>
+            </w:r>
+          </w:p>
+        </w:tc>
+      </w:tr>
+      <w:tr>
+        <w:trPr>
+          <w:cantSplit/>
+          <w:trHeight w:val="552"/>
+        </w:trPr>
+        <w:tc>
+          <w:tcPr>
+            <w:tcW w:w="6370" w:type="dxa"/>
+            <w:tcBorders>
+              <w:top w:val="single" w:sz="4" w:space="0" w:color="auto"/>
+              <w:left w:val="single" w:sz="4" w:space="0" w:color="auto"/>
+              <w:bottom w:val="single" w:sz="4" w:space="0" w:color="auto"/>
+              <w:right w:val="single" w:sz="4" w:space="0" w:color="auto"/>
+            </w:tcBorders>
+          </w:tcPr>
+          <w:p>
+            <w:r>
+              <w:t xml:space="preserve">Send </w:t>
+            </w:r>
+            <w:r>
+              <w:t>image for slides</w:t>
+            </w:r>
+          </w:p>
+        </w:tc>
+        <w:tc>
+          <w:tcPr>
+            <w:tcW w:w="1671" w:type="dxa"/>
+            <w:tcBorders>
+              <w:top w:val="single" w:sz="4" w:space="0" w:color="auto"/>
+              <w:left w:val="single" w:sz="4" w:space="0" w:color="auto"/>
+              <w:bottom w:val="single" w:sz="4" w:space="0" w:color="auto"/>
+              <w:right w:val="single" w:sz="4" w:space="0" w:color="auto"/>
+            </w:tcBorders>
+          </w:tcPr>
+          <w:p>
+            <w:pPr>
+              <w:jc w:val="center"/>
+            </w:pPr>
+            <w:r>
+              <w:t>All Members</w:t>
+            </w:r>
+          </w:p>
+        </w:tc>
+        <w:tc>
+          <w:tcPr>
+            <w:tcW w:w="1304" w:type="dxa"/>
+            <w:tcBorders>
+              <w:top w:val="single" w:sz="4" w:space="0" w:color="auto"/>
+              <w:left w:val="single" w:sz="4" w:space="0" w:color="auto"/>
+              <w:bottom w:val="single" w:sz="4" w:space="0" w:color="auto"/>
+              <w:right w:val="single" w:sz="4" w:space="0" w:color="auto"/>
+            </w:tcBorders>
+          </w:tcPr>
+          <w:p>
+            <w:pPr>
+              <w:jc w:val="center"/>
+            </w:pPr>
+            <w:r>
+              <w:t>28/05</w:t>
             </w:r>
           </w:p>
         </w:tc>
